--- a/实验报告-基本放大器的调整与测量.docx
+++ b/实验报告-基本放大器的调整与测量.docx
@@ -3499,7 +3499,7 @@
           <w:sz w:val="24"/>
           <w:szCs w:val="24"/>
         </w:rPr>
-        <w:t xml:space="preserve">1. 静态工作点偏高或偏低对输出波形有何影响？</w:t>
+        <w:t xml:space="preserve">1. 改变放大器的静态工作点，对放大器的输出有何影响？</w:t>
       </w:r>
     </w:p>
     <w:p>
@@ -3512,7 +3512,7 @@
           <w:sz w:val="24"/>
           <w:szCs w:val="24"/>
         </w:rPr>
-        <w:t xml:space="preserve">答：Q 点偏高易出现饱和失真（输出底部削波），偏低易出现截止失真（顶部削波）；Q 点位于交流负载线中点附近时，最大不失真输出幅度最大。</w:t>
+        <w:t xml:space="preserve">答：静态工作点决定输出信号的摆幅范围与失真情况。Q 点偏高（Ic 偏大）易出现饱和失真，输出底部削波；Q 点偏低易出现截止失真，输出顶部削波。同时 Ic 变化会改变 rbe，从而影响电压增益。Q 点位于交流负载线中点附近时，最大不失真输出幅度最大。</w:t>
       </w:r>
     </w:p>
     <w:p>
@@ -3527,7 +3527,7 @@
           <w:sz w:val="24"/>
           <w:szCs w:val="24"/>
         </w:rPr>
-        <w:t xml:space="preserve">2. 用串阻法测输入电阻时，串入电阻 R 为何取与 Ri 相近的阻值？</w:t>
+        <w:t xml:space="preserve">2. 如何寻找放大器的最大不失真输出？</w:t>
       </w:r>
     </w:p>
     <w:p>
@@ -3540,35 +3540,7 @@
           <w:sz w:val="24"/>
           <w:szCs w:val="24"/>
         </w:rPr>
-        <w:t xml:space="preserve">答：R 过大则 Vi 过小，R 过小则 Vs 与 Vi 过于接近，两者都会放大读数误差；R≈Ri 时两次电压读数都适中，测量结果最准确。</w:t>
-      </w:r>
-    </w:p>
-    <w:p>
-      <w:pPr>
-        <w:spacing w:after="60" w:before="120" w:line="300"/>
-      </w:pPr>
-      <w:r>
-        <w:rPr>
-          <w:rFonts w:ascii="Arial" w:eastAsia="Microsoft YaHei" w:hAnsi="Arial"/>
-          <w:b/>
-          <w:bCs/>
-          <w:sz w:val="24"/>
-          <w:szCs w:val="24"/>
-        </w:rPr>
-        <w:t xml:space="preserve">3. 为什么测量时信号源、示波器与实验电路必须共地？</w:t>
-      </w:r>
-    </w:p>
-    <w:p>
-      <w:pPr>
-        <w:spacing w:after="60" w:line="300"/>
-      </w:pPr>
-      <w:r>
-        <w:rPr>
-          <w:rFonts w:ascii="Arial" w:eastAsia="Microsoft YaHei" w:hAnsi="Arial"/>
-          <w:sz w:val="24"/>
-          <w:szCs w:val="24"/>
-        </w:rPr>
-        <w:t xml:space="preserve">答：这些仪器的地端内部相连，若不共地，会通过地线将被测点短路或引入干扰，导致测量错误，甚至损坏电路。</w:t>
+        <w:t xml:space="preserve">答：带载接好电路，输入 1kHz 正弦波，示波器监视输出，逐渐增大输入幅度，观察波形上、下哪一侧先出现削波；若一侧先削波，微调 R1 改变静态工作点，使上、下接近同时削波；再缓慢增大输入至刚好不失真的临界状态，此时测得的输出峰峰值即为最大不失真输出幅度 Vpp。</w:t>
       </w:r>
     </w:p>
     <w:sectPr>

--- a/实验报告-基本放大器的调整与测量.docx
+++ b/实验报告-基本放大器的调整与测量.docx
@@ -162,7 +162,7 @@
     </w:p>
     <w:p>
       <w:pPr>
-        <w:spacing w:after="60" w:before="140"/>
+        <w:spacing w:after="40" w:before="100"/>
       </w:pPr>
       <w:r>
         <w:rPr>
@@ -225,7 +225,7 @@
     </w:p>
     <w:p>
       <w:pPr>
-        <w:spacing w:after="60" w:before="140"/>
+        <w:spacing w:after="40" w:before="100"/>
       </w:pPr>
       <w:r>
         <w:rPr>
@@ -873,7 +873,7 @@
     </w:tbl>
     <w:p>
       <w:pPr>
-        <w:spacing w:after="60" w:before="140"/>
+        <w:spacing w:after="40" w:before="100"/>
       </w:pPr>
       <w:r>
         <w:rPr>
@@ -925,18 +925,18 @@
           </w:tcPr>
           <w:p>
             <w:pPr>
-              <w:spacing w:after="300" w:before="300"/>
-              <w:jc w:val="center"/>
-            </w:pPr>
-            <w:r>
-              <w:rPr>
-                <w:rFonts w:ascii="Microsoft YaHei" w:cs="Microsoft YaHei" w:eastAsia="Microsoft YaHei" w:hAnsi="Microsoft YaHei"/>
-                <w:b w:val="false"/>
-                <w:bCs w:val="false"/>
-                <w:sz w:val="18"/>
-                <w:szCs w:val="18"/>
-              </w:rPr>
-              <w:t xml:space="preserve">【此处粘贴：实验电路图 / 仿真电路图】</w:t>
+              <w:spacing w:after="180" w:before="180"/>
+              <w:jc w:val="center"/>
+            </w:pPr>
+            <w:r>
+              <w:rPr>
+                <w:rFonts w:ascii="Microsoft YaHei" w:cs="Microsoft YaHei" w:eastAsia="Microsoft YaHei" w:hAnsi="Microsoft YaHei"/>
+                <w:b w:val="false"/>
+                <w:bCs w:val="false"/>
+                <w:sz w:val="18"/>
+                <w:szCs w:val="18"/>
+              </w:rPr>
+              <w:t xml:space="preserve">【此处粘贴：仿真电路图】</w:t>
             </w:r>
           </w:p>
         </w:tc>
@@ -992,7 +992,7 @@
     </w:p>
     <w:p>
       <w:pPr>
-        <w:spacing w:after="60" w:before="140"/>
+        <w:spacing w:after="40" w:before="100"/>
       </w:pPr>
       <w:r>
         <w:rPr>
@@ -1087,7 +1087,7 @@
     </w:p>
     <w:p>
       <w:pPr>
-        <w:spacing w:after="60" w:before="140"/>
+        <w:spacing w:after="40" w:before="100"/>
       </w:pPr>
       <w:r>
         <w:rPr>
@@ -1113,7 +1113,143 @@
           <w:sz w:val="20"/>
           <w:szCs w:val="20"/>
         </w:rPr>
-        <w:t xml:space="preserve">1. 测量数据（全部项目合并如下表）：</w:t>
+        <w:t xml:space="preserve">1. 仿真图像（电路与理论波形、曲线）：</w:t>
+      </w:r>
+    </w:p>
+    <w:tbl>
+      <w:tblPr>
+        <w:tblW w:type="dxa" w:w="9000"/>
+        <w:tblBorders>
+          <w:top w:val="single" w:color="auto" w:sz="4"/>
+          <w:left w:val="single" w:color="auto" w:sz="4"/>
+          <w:bottom w:val="single" w:color="auto" w:sz="4"/>
+          <w:right w:val="single" w:color="auto" w:sz="4"/>
+          <w:insideH w:val="single" w:color="auto" w:sz="4"/>
+          <w:insideV w:val="single" w:color="auto" w:sz="4"/>
+        </w:tblBorders>
+      </w:tblPr>
+      <w:tblGrid>
+        <w:gridCol w:w="9000"/>
+      </w:tblGrid>
+      <w:tr>
+        <w:tc>
+          <w:tcPr>
+            <w:tcW w:type="dxa" w:w="9000"/>
+            <w:vAlign w:val="center"/>
+          </w:tcPr>
+          <w:p>
+            <w:pPr>
+              <w:spacing w:after="180" w:before="180"/>
+              <w:jc w:val="center"/>
+            </w:pPr>
+            <w:r>
+              <w:rPr>
+                <w:rFonts w:ascii="Microsoft YaHei" w:cs="Microsoft YaHei" w:eastAsia="Microsoft YaHei" w:hAnsi="Microsoft YaHei"/>
+                <w:b w:val="false"/>
+                <w:bCs w:val="false"/>
+                <w:sz w:val="18"/>
+                <w:szCs w:val="18"/>
+              </w:rPr>
+              <w:t xml:space="preserve">【此处粘贴：仿真输入、输出电压波形】</w:t>
+            </w:r>
+          </w:p>
+        </w:tc>
+      </w:tr>
+    </w:tbl>
+    <w:tbl>
+      <w:tblPr>
+        <w:tblW w:type="dxa" w:w="9000"/>
+        <w:tblBorders>
+          <w:top w:val="single" w:color="auto" w:sz="4"/>
+          <w:left w:val="single" w:color="auto" w:sz="4"/>
+          <w:bottom w:val="single" w:color="auto" w:sz="4"/>
+          <w:right w:val="single" w:color="auto" w:sz="4"/>
+          <w:insideH w:val="single" w:color="auto" w:sz="4"/>
+          <w:insideV w:val="single" w:color="auto" w:sz="4"/>
+        </w:tblBorders>
+      </w:tblPr>
+      <w:tblGrid>
+        <w:gridCol w:w="9000"/>
+      </w:tblGrid>
+      <w:tr>
+        <w:tc>
+          <w:tcPr>
+            <w:tcW w:type="dxa" w:w="9000"/>
+            <w:vAlign w:val="center"/>
+          </w:tcPr>
+          <w:p>
+            <w:pPr>
+              <w:spacing w:after="180" w:before="180"/>
+              <w:jc w:val="center"/>
+            </w:pPr>
+            <w:r>
+              <w:rPr>
+                <w:rFonts w:ascii="Microsoft YaHei" w:cs="Microsoft YaHei" w:eastAsia="Microsoft YaHei" w:hAnsi="Microsoft YaHei"/>
+                <w:b w:val="false"/>
+                <w:bCs w:val="false"/>
+                <w:sz w:val="18"/>
+                <w:szCs w:val="18"/>
+              </w:rPr>
+              <w:t xml:space="preserve">【此处粘贴：仿真最大不失真输出波形】</w:t>
+            </w:r>
+          </w:p>
+        </w:tc>
+      </w:tr>
+    </w:tbl>
+    <w:tbl>
+      <w:tblPr>
+        <w:tblW w:type="dxa" w:w="9000"/>
+        <w:tblBorders>
+          <w:top w:val="single" w:color="auto" w:sz="4"/>
+          <w:left w:val="single" w:color="auto" w:sz="4"/>
+          <w:bottom w:val="single" w:color="auto" w:sz="4"/>
+          <w:right w:val="single" w:color="auto" w:sz="4"/>
+          <w:insideH w:val="single" w:color="auto" w:sz="4"/>
+          <w:insideV w:val="single" w:color="auto" w:sz="4"/>
+        </w:tblBorders>
+      </w:tblPr>
+      <w:tblGrid>
+        <w:gridCol w:w="9000"/>
+      </w:tblGrid>
+      <w:tr>
+        <w:tc>
+          <w:tcPr>
+            <w:tcW w:type="dxa" w:w="9000"/>
+            <w:vAlign w:val="center"/>
+          </w:tcPr>
+          <w:p>
+            <w:pPr>
+              <w:spacing w:after="180" w:before="180"/>
+              <w:jc w:val="center"/>
+            </w:pPr>
+            <w:r>
+              <w:rPr>
+                <w:rFonts w:ascii="Microsoft YaHei" w:cs="Microsoft YaHei" w:eastAsia="Microsoft YaHei" w:hAnsi="Microsoft YaHei"/>
+                <w:b w:val="false"/>
+                <w:bCs w:val="false"/>
+                <w:sz w:val="18"/>
+                <w:szCs w:val="18"/>
+              </w:rPr>
+              <w:t xml:space="preserve">【此处粘贴：仿真幅频特性曲线（标注 fL、fH）】</w:t>
+            </w:r>
+          </w:p>
+        </w:tc>
+      </w:tr>
+    </w:tbl>
+    <w:p>
+      <w:pPr>
+        <w:spacing w:after="20" w:before="20" w:line="240"/>
+        <w:jc w:val="left"/>
+      </w:pPr>
+      <w:r>
+        <w:rPr>
+          <w:rFonts w:ascii="Microsoft YaHei" w:cs="Microsoft YaHei" w:eastAsia="Microsoft YaHei" w:hAnsi="Microsoft YaHei"/>
+          <w:b w:val="false"/>
+          <w:bCs w:val="false"/>
+          <w:sz w:val="20"/>
+          <w:szCs w:val="20"/>
+        </w:rPr>
+        <w:t xml:space="preserve">2. 实测数据及计算结果（全部项目合并如下表，结果由实测数据代入公式算出）：</w:t>
       </w:r>
     </w:p>
     <w:tbl>
@@ -1200,7 +1336,7 @@
                 <w:sz w:val="18"/>
                 <w:szCs w:val="18"/>
               </w:rPr>
-              <w:t xml:space="preserve">测量值</w:t>
+              <w:t xml:space="preserve">实测数据</w:t>
             </w:r>
           </w:p>
         </w:tc>
@@ -1223,7 +1359,7 @@
                 <w:sz w:val="18"/>
                 <w:szCs w:val="18"/>
               </w:rPr>
-              <w:t xml:space="preserve">计算结果 / 理论对照</w:t>
+              <w:t xml:space="preserve">计算结果（代入实测数据）/ 理论对照</w:t>
             </w:r>
           </w:p>
         </w:tc>
@@ -1554,7 +1690,7 @@
                 <w:sz w:val="18"/>
                 <w:szCs w:val="18"/>
               </w:rPr>
-              <w:t xml:space="preserve">11.6µA / 1.16mA / 1.21mA / 5.47V</w:t>
+              <w:t xml:space="preserve">Ic=(9−6.678)/2K=1.16mA；Ie=1.209/1K=1.21mA；Ib≈11.6µA；Vce=6.678−1.209=5.47V</w:t>
             </w:r>
           </w:p>
         </w:tc>
@@ -1645,7 +1781,7 @@
                 <w:sz w:val="18"/>
                 <w:szCs w:val="18"/>
               </w:rPr>
-              <w:t xml:space="preserve">Av=−49（理论 −80）</w:t>
+              <w:t xml:space="preserve">Av=−Uo/Ui=−0.95/0.0195=−49（理论 −80）</w:t>
             </w:r>
           </w:p>
         </w:tc>
@@ -1725,7 +1861,7 @@
                 <w:sz w:val="18"/>
                 <w:szCs w:val="18"/>
               </w:rPr>
-              <w:t xml:space="preserve">Av=−25（理论 −40）</w:t>
+              <w:t xml:space="preserve">Av=−Uo/Ui=−0.486/0.0195=−25（理论 −40）</w:t>
             </w:r>
           </w:p>
         </w:tc>
@@ -1815,7 +1951,7 @@
                 <w:sz w:val="18"/>
                 <w:szCs w:val="18"/>
               </w:rPr>
-              <w:t xml:space="preserve">理论 Ic·RL′≈2.3Vpp，截止失真先出现</w:t>
+              <w:t xml:space="preserve">理论 Ic·RL′=1.16mA×1K→2.3Vpp，截止失真先出现</w:t>
             </w:r>
           </w:p>
         </w:tc>
@@ -1905,7 +2041,7 @@
                 <w:sz w:val="18"/>
                 <w:szCs w:val="18"/>
               </w:rPr>
-              <w:t xml:space="preserve">Ri=Vi/(Vs−Vi)·R≈2.2KΩ（理论 2.0KΩ）</w:t>
+              <w:t xml:space="preserve">Ri=Vi/(Vs−Vi)·R=52.4/(100−52.4)×2K≈2.2KΩ（理论 2.0KΩ）</w:t>
             </w:r>
           </w:p>
         </w:tc>
@@ -1995,7 +2131,7 @@
                 <w:sz w:val="18"/>
                 <w:szCs w:val="18"/>
               </w:rPr>
-              <w:t xml:space="preserve">Ro=(Uo空/UoL−1)·RL≈1.9KΩ（理论 2KΩ）</w:t>
+              <w:t xml:space="preserve">Ro=(Uo空/UoL−1)·RL=(0.95/0.486−1)×2K≈1.9KΩ（理论 2KΩ）</w:t>
             </w:r>
           </w:p>
         </w:tc>
@@ -2085,7 +2221,7 @@
                 <w:sz w:val="18"/>
                 <w:szCs w:val="18"/>
               </w:rPr>
-              <w:t xml:space="preserve">0.707·Uom=344mVpp，BW≈420kHz</w:t>
+              <w:t xml:space="preserve">在 0.707×486=344mVpp 处读出 fL、fH，BW=fH−fL≈420kHz</w:t>
             </w:r>
           </w:p>
         </w:tc>
@@ -2109,143 +2245,7 @@
     </w:p>
     <w:p>
       <w:pPr>
-        <w:spacing w:after="20" w:before="20" w:line="240"/>
-        <w:jc w:val="left"/>
-      </w:pPr>
-      <w:r>
-        <w:rPr>
-          <w:rFonts w:ascii="Microsoft YaHei" w:cs="Microsoft YaHei" w:eastAsia="Microsoft YaHei" w:hAnsi="Microsoft YaHei"/>
-          <w:b w:val="false"/>
-          <w:bCs w:val="false"/>
-          <w:sz w:val="20"/>
-          <w:szCs w:val="20"/>
-        </w:rPr>
-        <w:t xml:space="preserve">2. 波形与曲线：</w:t>
-      </w:r>
-    </w:p>
-    <w:tbl>
-      <w:tblPr>
-        <w:tblW w:type="dxa" w:w="9000"/>
-        <w:tblBorders>
-          <w:top w:val="single" w:color="auto" w:sz="4"/>
-          <w:left w:val="single" w:color="auto" w:sz="4"/>
-          <w:bottom w:val="single" w:color="auto" w:sz="4"/>
-          <w:right w:val="single" w:color="auto" w:sz="4"/>
-          <w:insideH w:val="single" w:color="auto" w:sz="4"/>
-          <w:insideV w:val="single" w:color="auto" w:sz="4"/>
-        </w:tblBorders>
-      </w:tblPr>
-      <w:tblGrid>
-        <w:gridCol w:w="9000"/>
-      </w:tblGrid>
-      <w:tr>
-        <w:tc>
-          <w:tcPr>
-            <w:tcW w:type="dxa" w:w="9000"/>
-            <w:vAlign w:val="center"/>
-          </w:tcPr>
-          <w:p>
-            <w:pPr>
-              <w:spacing w:after="300" w:before="300"/>
-              <w:jc w:val="center"/>
-            </w:pPr>
-            <w:r>
-              <w:rPr>
-                <w:rFonts w:ascii="Microsoft YaHei" w:cs="Microsoft YaHei" w:eastAsia="Microsoft YaHei" w:hAnsi="Microsoft YaHei"/>
-                <w:b w:val="false"/>
-                <w:bCs w:val="false"/>
-                <w:sz w:val="18"/>
-                <w:szCs w:val="18"/>
-              </w:rPr>
-              <w:t xml:space="preserve">【此处粘贴：输入、输出电压波形（示波器照片）】</w:t>
-            </w:r>
-          </w:p>
-        </w:tc>
-      </w:tr>
-    </w:tbl>
-    <w:tbl>
-      <w:tblPr>
-        <w:tblW w:type="dxa" w:w="9000"/>
-        <w:tblBorders>
-          <w:top w:val="single" w:color="auto" w:sz="4"/>
-          <w:left w:val="single" w:color="auto" w:sz="4"/>
-          <w:bottom w:val="single" w:color="auto" w:sz="4"/>
-          <w:right w:val="single" w:color="auto" w:sz="4"/>
-          <w:insideH w:val="single" w:color="auto" w:sz="4"/>
-          <w:insideV w:val="single" w:color="auto" w:sz="4"/>
-        </w:tblBorders>
-      </w:tblPr>
-      <w:tblGrid>
-        <w:gridCol w:w="9000"/>
-      </w:tblGrid>
-      <w:tr>
-        <w:tc>
-          <w:tcPr>
-            <w:tcW w:type="dxa" w:w="9000"/>
-            <w:vAlign w:val="center"/>
-          </w:tcPr>
-          <w:p>
-            <w:pPr>
-              <w:spacing w:after="300" w:before="300"/>
-              <w:jc w:val="center"/>
-            </w:pPr>
-            <w:r>
-              <w:rPr>
-                <w:rFonts w:ascii="Microsoft YaHei" w:cs="Microsoft YaHei" w:eastAsia="Microsoft YaHei" w:hAnsi="Microsoft YaHei"/>
-                <w:b w:val="false"/>
-                <w:bCs w:val="false"/>
-                <w:sz w:val="18"/>
-                <w:szCs w:val="18"/>
-              </w:rPr>
-              <w:t xml:space="preserve">【此处粘贴：最大不失真输出波形】</w:t>
-            </w:r>
-          </w:p>
-        </w:tc>
-      </w:tr>
-    </w:tbl>
-    <w:tbl>
-      <w:tblPr>
-        <w:tblW w:type="dxa" w:w="9000"/>
-        <w:tblBorders>
-          <w:top w:val="single" w:color="auto" w:sz="4"/>
-          <w:left w:val="single" w:color="auto" w:sz="4"/>
-          <w:bottom w:val="single" w:color="auto" w:sz="4"/>
-          <w:right w:val="single" w:color="auto" w:sz="4"/>
-          <w:insideH w:val="single" w:color="auto" w:sz="4"/>
-          <w:insideV w:val="single" w:color="auto" w:sz="4"/>
-        </w:tblBorders>
-      </w:tblPr>
-      <w:tblGrid>
-        <w:gridCol w:w="9000"/>
-      </w:tblGrid>
-      <w:tr>
-        <w:tc>
-          <w:tcPr>
-            <w:tcW w:type="dxa" w:w="9000"/>
-            <w:vAlign w:val="center"/>
-          </w:tcPr>
-          <w:p>
-            <w:pPr>
-              <w:spacing w:after="300" w:before="300"/>
-              <w:jc w:val="center"/>
-            </w:pPr>
-            <w:r>
-              <w:rPr>
-                <w:rFonts w:ascii="Microsoft YaHei" w:cs="Microsoft YaHei" w:eastAsia="Microsoft YaHei" w:hAnsi="Microsoft YaHei"/>
-                <w:b w:val="false"/>
-                <w:bCs w:val="false"/>
-                <w:sz w:val="18"/>
-                <w:szCs w:val="18"/>
-              </w:rPr>
-              <w:t xml:space="preserve">【此处粘贴：幅频特性曲线（标注 fL、fH）】</w:t>
-            </w:r>
-          </w:p>
-        </w:tc>
-      </w:tr>
-    </w:tbl>
-    <w:p>
-      <w:pPr>
-        <w:spacing w:after="60" w:before="140"/>
+        <w:spacing w:after="40" w:before="100"/>
       </w:pPr>
       <w:r>
         <w:rPr>

--- a/实验报告-基本放大器的调整与测量.docx
+++ b/实验报告-基本放大器的调整与测量.docx
@@ -902,6 +902,444 @@
         <w:t xml:space="preserve">实验电路为分压式偏置单管共射放大器（Vcc=9V，电路图见下）。R1、R2 分压固定基极电位，R4、C2 稳定静态工作点。</w:t>
       </w:r>
     </w:p>
+    <w:p>
+      <w:pPr>
+        <w:spacing w:after="20" w:before="60"/>
+        <w:jc w:val="center"/>
+      </w:pPr>
+      <w:r>
+        <w:drawing>
+          <wp:inline distT="0" distB="0" distL="0" distR="0">
+            <wp:extent cx="3048000" cy="2762250"/>
+            <wp:effectExtent t="0" r="0" b="0" l="0"/>
+            <wp:docPr id="1" name="" descr="" title=""/>
+            <wp:cNvGraphicFramePr>
+              <a:graphicFrameLocks xmlns:a="http://schemas.openxmlformats.org/drawingml/2006/main" noChangeAspect="1"/>
+            </wp:cNvGraphicFramePr>
+            <a:graphic xmlns:a="http://schemas.openxmlformats.org/drawingml/2006/main">
+              <a:graphicData uri="http://schemas.openxmlformats.org/drawingml/2006/picture">
+                <pic:pic xmlns:pic="http://schemas.openxmlformats.org/drawingml/2006/picture">
+                  <pic:nvPicPr>
+                    <pic:cNvPr id="0" name="" descr=""/>
+                    <pic:cNvPicPr>
+                      <a:picLocks noChangeAspect="1" noChangeArrowheads="1"/>
+                    </pic:cNvPicPr>
+                  </pic:nvPicPr>
+                  <pic:blipFill>
+                    <a:blip r:embed="rId7" cstate="none"/>
+                    <a:srcRect/>
+                    <a:stretch>
+                      <a:fillRect/>
+                    </a:stretch>
+                  </pic:blipFill>
+                  <pic:spPr bwMode="auto">
+                    <a:xfrm>
+                      <a:off x="0" y="0"/>
+                      <a:ext cx="3048000" cy="2762250"/>
+                    </a:xfrm>
+                    <a:prstGeom prst="rect">
+                      <a:avLst/>
+                    </a:prstGeom>
+                  </pic:spPr>
+                </pic:pic>
+              </a:graphicData>
+            </a:graphic>
+          </wp:inline>
+        </w:drawing>
+      </w:r>
+    </w:p>
+    <w:p>
+      <w:pPr>
+        <w:spacing w:after="60" w:before="0"/>
+        <w:jc w:val="center"/>
+      </w:pPr>
+      <w:r>
+        <w:rPr>
+          <w:rFonts w:ascii="Microsoft YaHei" w:cs="Microsoft YaHei" w:eastAsia="Microsoft YaHei" w:hAnsi="Microsoft YaHei"/>
+          <w:b w:val="false"/>
+          <w:bCs w:val="false"/>
+          <w:sz w:val="18"/>
+          <w:szCs w:val="18"/>
+        </w:rPr>
+        <w:t xml:space="preserve">实验电路图</w:t>
+      </w:r>
+    </w:p>
+    <w:p>
+      <w:pPr>
+        <w:spacing w:after="20" w:before="20" w:line="240"/>
+        <w:jc w:val="left"/>
+      </w:pPr>
+      <w:r>
+        <w:rPr>
+          <w:rFonts w:ascii="Microsoft YaHei" w:cs="Microsoft YaHei" w:eastAsia="Microsoft YaHei" w:hAnsi="Microsoft YaHei"/>
+          <w:b w:val="false"/>
+          <w:bCs w:val="false"/>
+          <w:sz w:val="20"/>
+          <w:szCs w:val="20"/>
+        </w:rPr>
+        <w:t xml:space="preserve">静态：Vb=Vcc·R2/(R1+R2)≈1.90V，Ve=Vb−0.7≈1.20V，Ic≈Ie=Ve/R4≈1.20mA，Vc=Vcc−Ic·R3≈6.6V，Vce≈5.4V。</w:t>
+      </w:r>
+    </w:p>
+    <w:p>
+      <w:pPr>
+        <w:spacing w:after="20" w:before="20" w:line="240"/>
+        <w:jc w:val="left"/>
+      </w:pPr>
+      <w:r>
+        <w:rPr>
+          <w:rFonts w:ascii="Microsoft YaHei" w:cs="Microsoft YaHei" w:eastAsia="Microsoft YaHei" w:hAnsi="Microsoft YaHei"/>
+          <w:b w:val="false"/>
+          <w:bCs w:val="false"/>
+          <w:sz w:val="20"/>
+          <w:szCs w:val="20"/>
+        </w:rPr>
+        <w:t xml:space="preserve">动态（取 β≈100，rbe≈2.4KΩ）：Av=−β·RL′/rbe，空载 RL′=R3，|Av|≈80；带载 RL′=R3//RL=1K，|Av|≈40；Ri=R1//R2//rbe≈2.0KΩ，Ro≈R3=2KΩ。</w:t>
+      </w:r>
+    </w:p>
+    <w:p>
+      <w:pPr>
+        <w:spacing w:after="20" w:before="20" w:line="240"/>
+        <w:jc w:val="left"/>
+      </w:pPr>
+      <w:r>
+        <w:rPr>
+          <w:rFonts w:ascii="Microsoft YaHei" w:cs="Microsoft YaHei" w:eastAsia="Microsoft YaHei" w:hAnsi="Microsoft YaHei"/>
+          <w:b w:val="false"/>
+          <w:bCs w:val="false"/>
+          <w:sz w:val="20"/>
+          <w:szCs w:val="20"/>
+        </w:rPr>
+        <w:t xml:space="preserve">测量方法：Av=Uo/Ui；串阻法 Ri=Vi/(Vs−Vi)·R（R=2KΩ，不带载）；带载比较法 Ro=(Uo空/UoL−1)·RL；通频带 BW=fH−fL，fL、fH 为输出降至中频 0.707 倍处的频率。</w:t>
+      </w:r>
+    </w:p>
+    <w:p>
+      <w:pPr>
+        <w:spacing w:after="40" w:before="100"/>
+      </w:pPr>
+      <w:r>
+        <w:rPr>
+          <w:rFonts w:ascii="Microsoft YaHei" w:cs="Microsoft YaHei" w:eastAsia="Microsoft YaHei" w:hAnsi="Microsoft YaHei"/>
+          <w:b/>
+          <w:bCs/>
+          <w:sz w:val="24"/>
+          <w:szCs w:val="24"/>
+        </w:rPr>
+        <w:t xml:space="preserve">四、实验内容、步骤与要求</w:t>
+      </w:r>
+    </w:p>
+    <w:p>
+      <w:pPr>
+        <w:spacing w:after="20" w:before="20" w:line="240"/>
+        <w:jc w:val="left"/>
+      </w:pPr>
+      <w:r>
+        <w:rPr>
+          <w:rFonts w:ascii="Microsoft YaHei" w:cs="Microsoft YaHei" w:eastAsia="Microsoft YaHei" w:hAnsi="Microsoft YaHei"/>
+          <w:b w:val="false"/>
+          <w:bCs w:val="false"/>
+          <w:sz w:val="20"/>
+          <w:szCs w:val="20"/>
+        </w:rPr>
+        <w:t xml:space="preserve">1. 按图接线，接通 9V 电源（以万用表实测为准），不接信号源，万用表直流档测 Vb、Vc、Ve，计算 Ib、Ic、Ie、Vce。</w:t>
+      </w:r>
+    </w:p>
+    <w:p>
+      <w:pPr>
+        <w:spacing w:after="20" w:before="20" w:line="240"/>
+        <w:jc w:val="left"/>
+      </w:pPr>
+      <w:r>
+        <w:rPr>
+          <w:rFonts w:ascii="Microsoft YaHei" w:cs="Microsoft YaHei" w:eastAsia="Microsoft YaHei" w:hAnsi="Microsoft YaHei"/>
+          <w:b w:val="false"/>
+          <w:bCs w:val="false"/>
+          <w:sz w:val="20"/>
+          <w:szCs w:val="20"/>
+        </w:rPr>
+        <w:t xml:space="preserve">2. 输入 1kHz、峰峰值约 20mV 正弦波，示波器 AC 耦合测 Uo，分别测空载与 RL=2KΩ 时的电压增益；带载下逐渐增大输入，测最大不失真输出幅度 Vpp。</w:t>
+      </w:r>
+    </w:p>
+    <w:p>
+      <w:pPr>
+        <w:spacing w:after="20" w:before="20" w:line="240"/>
+        <w:jc w:val="left"/>
+      </w:pPr>
+      <w:r>
+        <w:rPr>
+          <w:rFonts w:ascii="Microsoft YaHei" w:cs="Microsoft YaHei" w:eastAsia="Microsoft YaHei" w:hAnsi="Microsoft YaHei"/>
+          <w:b w:val="false"/>
+          <w:bCs w:val="false"/>
+          <w:sz w:val="20"/>
+          <w:szCs w:val="20"/>
+        </w:rPr>
+        <w:t xml:space="preserve">3. 串入 R=2KΩ、Vs 取 100mVpp，用串阻法测输入电阻 Ri（不带负载）；恢复正常接法后用带载比较法测输出电阻 Ro。</w:t>
+      </w:r>
+    </w:p>
+    <w:p>
+      <w:pPr>
+        <w:spacing w:after="20" w:before="20" w:line="240"/>
+        <w:jc w:val="left"/>
+      </w:pPr>
+      <w:r>
+        <w:rPr>
+          <w:rFonts w:ascii="Microsoft YaHei" w:cs="Microsoft YaHei" w:eastAsia="Microsoft YaHei" w:hAnsi="Microsoft YaHei"/>
+          <w:b w:val="false"/>
+          <w:bCs w:val="false"/>
+          <w:sz w:val="20"/>
+          <w:szCs w:val="20"/>
+        </w:rPr>
+        <w:t xml:space="preserve">4. 带载测量通频带：改变频率时保持输入峰峰值 20mV 不变，按 0.707 中频输出卡出 fL、fH。</w:t>
+      </w:r>
+    </w:p>
+    <w:p>
+      <w:pPr>
+        <w:spacing w:after="20" w:before="20" w:line="240"/>
+        <w:jc w:val="left"/>
+      </w:pPr>
+      <w:r>
+        <w:rPr>
+          <w:rFonts w:ascii="Microsoft YaHei" w:cs="Microsoft YaHei" w:eastAsia="Microsoft YaHei" w:hAnsi="Microsoft YaHei"/>
+          <w:b w:val="false"/>
+          <w:bCs w:val="false"/>
+          <w:sz w:val="20"/>
+          <w:szCs w:val="20"/>
+        </w:rPr>
+        <w:t xml:space="preserve">5. 要求：信号源、示波器与实验电路必须共地；静态工作点与理论值比较，相差过大应检查电路。</w:t>
+      </w:r>
+    </w:p>
+    <w:p>
+      <w:pPr>
+        <w:spacing w:after="40" w:before="100"/>
+      </w:pPr>
+      <w:r>
+        <w:rPr>
+          <w:rFonts w:ascii="Microsoft YaHei" w:cs="Microsoft YaHei" w:eastAsia="Microsoft YaHei" w:hAnsi="Microsoft YaHei"/>
+          <w:b/>
+          <w:bCs/>
+          <w:sz w:val="24"/>
+          <w:szCs w:val="24"/>
+        </w:rPr>
+        <w:t xml:space="preserve">五、实验结果（包括测量数据、曲线、图形等）</w:t>
+      </w:r>
+    </w:p>
+    <w:p>
+      <w:pPr>
+        <w:spacing w:after="20" w:before="20" w:line="240"/>
+        <w:jc w:val="left"/>
+      </w:pPr>
+      <w:r>
+        <w:rPr>
+          <w:rFonts w:ascii="Microsoft YaHei" w:cs="Microsoft YaHei" w:eastAsia="Microsoft YaHei" w:hAnsi="Microsoft YaHei"/>
+          <w:b w:val="false"/>
+          <w:bCs w:val="false"/>
+          <w:sz w:val="20"/>
+          <w:szCs w:val="20"/>
+        </w:rPr>
+        <w:t xml:space="preserve">1. 仿真图像：</w:t>
+      </w:r>
+    </w:p>
+    <w:p>
+      <w:pPr>
+        <w:spacing w:after="20" w:before="60"/>
+        <w:jc w:val="center"/>
+      </w:pPr>
+      <w:r>
+        <w:drawing>
+          <wp:inline distT="0" distB="0" distL="0" distR="0">
+            <wp:extent cx="5334000" cy="3067050"/>
+            <wp:effectExtent t="0" r="0" b="0" l="0"/>
+            <wp:docPr id="2" name="" descr="" title=""/>
+            <wp:cNvGraphicFramePr>
+              <a:graphicFrameLocks xmlns:a="http://schemas.openxmlformats.org/drawingml/2006/main" noChangeAspect="1"/>
+            </wp:cNvGraphicFramePr>
+            <a:graphic xmlns:a="http://schemas.openxmlformats.org/drawingml/2006/main">
+              <a:graphicData uri="http://schemas.openxmlformats.org/drawingml/2006/picture">
+                <pic:pic xmlns:pic="http://schemas.openxmlformats.org/drawingml/2006/picture">
+                  <pic:nvPicPr>
+                    <pic:cNvPr id="0" name="" descr=""/>
+                    <pic:cNvPicPr>
+                      <a:picLocks noChangeAspect="1" noChangeArrowheads="1"/>
+                    </pic:cNvPicPr>
+                  </pic:nvPicPr>
+                  <pic:blipFill>
+                    <a:blip r:embed="rId8" cstate="none"/>
+                    <a:srcRect/>
+                    <a:stretch>
+                      <a:fillRect/>
+                    </a:stretch>
+                  </pic:blipFill>
+                  <pic:spPr bwMode="auto">
+                    <a:xfrm>
+                      <a:off x="0" y="0"/>
+                      <a:ext cx="5334000" cy="3067050"/>
+                    </a:xfrm>
+                    <a:prstGeom prst="rect">
+                      <a:avLst/>
+                    </a:prstGeom>
+                  </pic:spPr>
+                </pic:pic>
+              </a:graphicData>
+            </a:graphic>
+          </wp:inline>
+        </w:drawing>
+      </w:r>
+    </w:p>
+    <w:p>
+      <w:pPr>
+        <w:spacing w:after="60" w:before="0"/>
+        <w:jc w:val="center"/>
+      </w:pPr>
+      <w:r>
+        <w:rPr>
+          <w:rFonts w:ascii="Microsoft YaHei" w:cs="Microsoft YaHei" w:eastAsia="Microsoft YaHei" w:hAnsi="Microsoft YaHei"/>
+          <w:b w:val="false"/>
+          <w:bCs w:val="false"/>
+          <w:sz w:val="18"/>
+          <w:szCs w:val="18"/>
+        </w:rPr>
+        <w:t xml:space="preserve">图5-1  输入、输出电压波形（仿真）</w:t>
+      </w:r>
+    </w:p>
+    <w:p>
+      <w:pPr>
+        <w:spacing w:after="20" w:before="60"/>
+        <w:jc w:val="center"/>
+      </w:pPr>
+      <w:r>
+        <w:drawing>
+          <wp:inline distT="0" distB="0" distL="0" distR="0">
+            <wp:extent cx="5334000" cy="2400300"/>
+            <wp:effectExtent t="0" r="0" b="0" l="0"/>
+            <wp:docPr id="3" name="" descr="" title=""/>
+            <wp:cNvGraphicFramePr>
+              <a:graphicFrameLocks xmlns:a="http://schemas.openxmlformats.org/drawingml/2006/main" noChangeAspect="1"/>
+            </wp:cNvGraphicFramePr>
+            <a:graphic xmlns:a="http://schemas.openxmlformats.org/drawingml/2006/main">
+              <a:graphicData uri="http://schemas.openxmlformats.org/drawingml/2006/picture">
+                <pic:pic xmlns:pic="http://schemas.openxmlformats.org/drawingml/2006/picture">
+                  <pic:nvPicPr>
+                    <pic:cNvPr id="0" name="" descr=""/>
+                    <pic:cNvPicPr>
+                      <a:picLocks noChangeAspect="1" noChangeArrowheads="1"/>
+                    </pic:cNvPicPr>
+                  </pic:nvPicPr>
+                  <pic:blipFill>
+                    <a:blip r:embed="rId9" cstate="none"/>
+                    <a:srcRect/>
+                    <a:stretch>
+                      <a:fillRect/>
+                    </a:stretch>
+                  </pic:blipFill>
+                  <pic:spPr bwMode="auto">
+                    <a:xfrm>
+                      <a:off x="0" y="0"/>
+                      <a:ext cx="5334000" cy="2400300"/>
+                    </a:xfrm>
+                    <a:prstGeom prst="rect">
+                      <a:avLst/>
+                    </a:prstGeom>
+                  </pic:spPr>
+                </pic:pic>
+              </a:graphicData>
+            </a:graphic>
+          </wp:inline>
+        </w:drawing>
+      </w:r>
+    </w:p>
+    <w:p>
+      <w:pPr>
+        <w:spacing w:after="60" w:before="0"/>
+        <w:jc w:val="center"/>
+      </w:pPr>
+      <w:r>
+        <w:rPr>
+          <w:rFonts w:ascii="Microsoft YaHei" w:cs="Microsoft YaHei" w:eastAsia="Microsoft YaHei" w:hAnsi="Microsoft YaHei"/>
+          <w:b w:val="false"/>
+          <w:bCs w:val="false"/>
+          <w:sz w:val="18"/>
+          <w:szCs w:val="18"/>
+        </w:rPr>
+        <w:t xml:space="preserve">图5-2  最大不失真输出波形（仿真）</w:t>
+      </w:r>
+    </w:p>
+    <w:p>
+      <w:pPr>
+        <w:spacing w:after="20" w:before="60"/>
+        <w:jc w:val="center"/>
+      </w:pPr>
+      <w:r>
+        <w:drawing>
+          <wp:inline distT="0" distB="0" distL="0" distR="0">
+            <wp:extent cx="5334000" cy="2800350"/>
+            <wp:effectExtent t="0" r="0" b="0" l="0"/>
+            <wp:docPr id="4" name="" descr="" title=""/>
+            <wp:cNvGraphicFramePr>
+              <a:graphicFrameLocks xmlns:a="http://schemas.openxmlformats.org/drawingml/2006/main" noChangeAspect="1"/>
+            </wp:cNvGraphicFramePr>
+            <a:graphic xmlns:a="http://schemas.openxmlformats.org/drawingml/2006/main">
+              <a:graphicData uri="http://schemas.openxmlformats.org/drawingml/2006/picture">
+                <pic:pic xmlns:pic="http://schemas.openxmlformats.org/drawingml/2006/picture">
+                  <pic:nvPicPr>
+                    <pic:cNvPr id="0" name="" descr=""/>
+                    <pic:cNvPicPr>
+                      <a:picLocks noChangeAspect="1" noChangeArrowheads="1"/>
+                    </pic:cNvPicPr>
+                  </pic:nvPicPr>
+                  <pic:blipFill>
+                    <a:blip r:embed="rId10" cstate="none"/>
+                    <a:srcRect/>
+                    <a:stretch>
+                      <a:fillRect/>
+                    </a:stretch>
+                  </pic:blipFill>
+                  <pic:spPr bwMode="auto">
+                    <a:xfrm>
+                      <a:off x="0" y="0"/>
+                      <a:ext cx="5334000" cy="2800350"/>
+                    </a:xfrm>
+                    <a:prstGeom prst="rect">
+                      <a:avLst/>
+                    </a:prstGeom>
+                  </pic:spPr>
+                </pic:pic>
+              </a:graphicData>
+            </a:graphic>
+          </wp:inline>
+        </w:drawing>
+      </w:r>
+    </w:p>
+    <w:p>
+      <w:pPr>
+        <w:spacing w:after="60" w:before="0"/>
+        <w:jc w:val="center"/>
+      </w:pPr>
+      <w:r>
+        <w:rPr>
+          <w:rFonts w:ascii="Microsoft YaHei" w:cs="Microsoft YaHei" w:eastAsia="Microsoft YaHei" w:hAnsi="Microsoft YaHei"/>
+          <w:b w:val="false"/>
+          <w:bCs w:val="false"/>
+          <w:sz w:val="18"/>
+          <w:szCs w:val="18"/>
+        </w:rPr>
+        <w:t xml:space="preserve">图5-3  幅频特性曲线（仿真）</w:t>
+      </w:r>
+    </w:p>
+    <w:p>
+      <w:pPr>
+        <w:spacing w:after="20" w:before="20" w:line="240"/>
+        <w:jc w:val="left"/>
+      </w:pPr>
+      <w:r>
+        <w:rPr>
+          <w:rFonts w:ascii="Microsoft YaHei" w:cs="Microsoft YaHei" w:eastAsia="Microsoft YaHei" w:hAnsi="Microsoft YaHei"/>
+          <w:b w:val="false"/>
+          <w:bCs w:val="false"/>
+          <w:sz w:val="20"/>
+          <w:szCs w:val="20"/>
+        </w:rPr>
+        <w:t xml:space="preserve">2. 原始测量数据：</w:t>
+      </w:r>
+    </w:p>
     <w:tbl>
       <w:tblPr>
         <w:tblW w:type="dxa" w:w="9000"/>
@@ -915,28 +1353,329 @@
         </w:tblBorders>
       </w:tblPr>
       <w:tblGrid>
-        <w:gridCol w:w="9000"/>
+        <w:gridCol w:w="2600"/>
+        <w:gridCol w:w="6400"/>
       </w:tblGrid>
       <w:tr>
         <w:tc>
           <w:tcPr>
-            <w:tcW w:type="dxa" w:w="9000"/>
-            <w:vAlign w:val="center"/>
-          </w:tcPr>
-          <w:p>
-            <w:pPr>
-              <w:spacing w:after="180" w:before="180"/>
-              <w:jc w:val="center"/>
-            </w:pPr>
-            <w:r>
-              <w:rPr>
-                <w:rFonts w:ascii="Microsoft YaHei" w:cs="Microsoft YaHei" w:eastAsia="Microsoft YaHei" w:hAnsi="Microsoft YaHei"/>
-                <w:b w:val="false"/>
-                <w:bCs w:val="false"/>
-                <w:sz w:val="18"/>
-                <w:szCs w:val="18"/>
-              </w:rPr>
-              <w:t xml:space="preserve">【此处粘贴：仿真电路图】</w:t>
+            <w:tcW w:type="dxa" w:w="2600"/>
+            <w:shd w:fill="DDDDDD" w:val="clear"/>
+            <w:vAlign w:val="center"/>
+          </w:tcPr>
+          <w:p>
+            <w:pPr>
+              <w:spacing w:after="10" w:before="10"/>
+              <w:jc w:val="center"/>
+            </w:pPr>
+            <w:r>
+              <w:rPr>
+                <w:rFonts w:ascii="Microsoft YaHei" w:cs="Microsoft YaHei" w:eastAsia="Microsoft YaHei" w:hAnsi="Microsoft YaHei"/>
+                <w:b/>
+                <w:bCs/>
+                <w:sz w:val="18"/>
+                <w:szCs w:val="18"/>
+              </w:rPr>
+              <w:t xml:space="preserve">测量项目</w:t>
+            </w:r>
+          </w:p>
+        </w:tc>
+        <w:tc>
+          <w:tcPr>
+            <w:tcW w:type="dxa" w:w="6400"/>
+            <w:shd w:fill="DDDDDD" w:val="clear"/>
+            <w:vAlign w:val="center"/>
+          </w:tcPr>
+          <w:p>
+            <w:pPr>
+              <w:spacing w:after="10" w:before="10"/>
+              <w:jc w:val="center"/>
+            </w:pPr>
+            <w:r>
+              <w:rPr>
+                <w:rFonts w:ascii="Microsoft YaHei" w:cs="Microsoft YaHei" w:eastAsia="Microsoft YaHei" w:hAnsi="Microsoft YaHei"/>
+                <w:b/>
+                <w:bCs/>
+                <w:sz w:val="18"/>
+                <w:szCs w:val="18"/>
+              </w:rPr>
+              <w:t xml:space="preserve">原始读数（仪器直读）</w:t>
+            </w:r>
+          </w:p>
+        </w:tc>
+      </w:tr>
+      <w:tr>
+        <w:tc>
+          <w:tcPr>
+            <w:tcW w:type="dxa" w:w="2600"/>
+            <w:vAlign w:val="center"/>
+          </w:tcPr>
+          <w:p>
+            <w:pPr>
+              <w:spacing w:after="10" w:before="10"/>
+              <w:jc w:val="left"/>
+            </w:pPr>
+            <w:r>
+              <w:rPr>
+                <w:rFonts w:ascii="Microsoft YaHei" w:cs="Microsoft YaHei" w:eastAsia="Microsoft YaHei" w:hAnsi="Microsoft YaHei"/>
+                <w:b w:val="false"/>
+                <w:bCs w:val="false"/>
+                <w:sz w:val="18"/>
+                <w:szCs w:val="18"/>
+              </w:rPr>
+              <w:t xml:space="preserve">静态工作点（万用表直流档）</w:t>
+            </w:r>
+          </w:p>
+        </w:tc>
+        <w:tc>
+          <w:tcPr>
+            <w:tcW w:type="dxa" w:w="6400"/>
+            <w:vAlign w:val="center"/>
+          </w:tcPr>
+          <w:p>
+            <w:pPr>
+              <w:spacing w:after="10" w:before="10"/>
+              <w:jc w:val="left"/>
+            </w:pPr>
+            <w:r>
+              <w:rPr>
+                <w:rFonts w:ascii="Microsoft YaHei" w:cs="Microsoft YaHei" w:eastAsia="Microsoft YaHei" w:hAnsi="Microsoft YaHei"/>
+                <w:b w:val="false"/>
+                <w:bCs w:val="false"/>
+                <w:sz w:val="18"/>
+                <w:szCs w:val="18"/>
+              </w:rPr>
+              <w:t xml:space="preserve">VB=1.836V，VC=6.678V，VE=1.209V</w:t>
+            </w:r>
+          </w:p>
+        </w:tc>
+      </w:tr>
+      <w:tr>
+        <w:tc>
+          <w:tcPr>
+            <w:tcW w:type="dxa" w:w="2600"/>
+            <w:vAlign w:val="center"/>
+          </w:tcPr>
+          <w:p>
+            <w:pPr>
+              <w:spacing w:after="10" w:before="10"/>
+              <w:jc w:val="left"/>
+            </w:pPr>
+            <w:r>
+              <w:rPr>
+                <w:rFonts w:ascii="Microsoft YaHei" w:cs="Microsoft YaHei" w:eastAsia="Microsoft YaHei" w:hAnsi="Microsoft YaHei"/>
+                <w:b w:val="false"/>
+                <w:bCs w:val="false"/>
+                <w:sz w:val="18"/>
+                <w:szCs w:val="18"/>
+              </w:rPr>
+              <w:t xml:space="preserve">电压增益（1kHz，Ui=19.5mVpp）</w:t>
+            </w:r>
+          </w:p>
+        </w:tc>
+        <w:tc>
+          <w:tcPr>
+            <w:tcW w:type="dxa" w:w="6400"/>
+            <w:vAlign w:val="center"/>
+          </w:tcPr>
+          <w:p>
+            <w:pPr>
+              <w:spacing w:after="10" w:before="10"/>
+              <w:jc w:val="left"/>
+            </w:pPr>
+            <w:r>
+              <w:rPr>
+                <w:rFonts w:ascii="Microsoft YaHei" w:cs="Microsoft YaHei" w:eastAsia="Microsoft YaHei" w:hAnsi="Microsoft YaHei"/>
+                <w:b w:val="false"/>
+                <w:bCs w:val="false"/>
+                <w:sz w:val="18"/>
+                <w:szCs w:val="18"/>
+              </w:rPr>
+              <w:t xml:space="preserve">空载 Uo空=0.95Vpp；带载 UoL=0.486Vpp</w:t>
+            </w:r>
+          </w:p>
+        </w:tc>
+      </w:tr>
+      <w:tr>
+        <w:tc>
+          <w:tcPr>
+            <w:tcW w:type="dxa" w:w="2600"/>
+            <w:vAlign w:val="center"/>
+          </w:tcPr>
+          <w:p>
+            <w:pPr>
+              <w:spacing w:after="10" w:before="10"/>
+              <w:jc w:val="left"/>
+            </w:pPr>
+            <w:r>
+              <w:rPr>
+                <w:rFonts w:ascii="Microsoft YaHei" w:cs="Microsoft YaHei" w:eastAsia="Microsoft YaHei" w:hAnsi="Microsoft YaHei"/>
+                <w:b w:val="false"/>
+                <w:bCs w:val="false"/>
+                <w:sz w:val="18"/>
+                <w:szCs w:val="18"/>
+              </w:rPr>
+              <w:t xml:space="preserve">最大不失真输出（带载）</w:t>
+            </w:r>
+          </w:p>
+        </w:tc>
+        <w:tc>
+          <w:tcPr>
+            <w:tcW w:type="dxa" w:w="6400"/>
+            <w:vAlign w:val="center"/>
+          </w:tcPr>
+          <w:p>
+            <w:pPr>
+              <w:spacing w:after="10" w:before="10"/>
+              <w:jc w:val="left"/>
+            </w:pPr>
+            <w:r>
+              <w:rPr>
+                <w:rFonts w:ascii="Microsoft YaHei" w:cs="Microsoft YaHei" w:eastAsia="Microsoft YaHei" w:hAnsi="Microsoft YaHei"/>
+                <w:b w:val="false"/>
+                <w:bCs w:val="false"/>
+                <w:sz w:val="18"/>
+                <w:szCs w:val="18"/>
+              </w:rPr>
+              <w:t xml:space="preserve">Vpp=2.3V（输出正半周刚要削顶时）</w:t>
+            </w:r>
+          </w:p>
+        </w:tc>
+      </w:tr>
+      <w:tr>
+        <w:tc>
+          <w:tcPr>
+            <w:tcW w:type="dxa" w:w="2600"/>
+            <w:vAlign w:val="center"/>
+          </w:tcPr>
+          <w:p>
+            <w:pPr>
+              <w:spacing w:after="10" w:before="10"/>
+              <w:jc w:val="left"/>
+            </w:pPr>
+            <w:r>
+              <w:rPr>
+                <w:rFonts w:ascii="Microsoft YaHei" w:cs="Microsoft YaHei" w:eastAsia="Microsoft YaHei" w:hAnsi="Microsoft YaHei"/>
+                <w:b w:val="false"/>
+                <w:bCs w:val="false"/>
+                <w:sz w:val="18"/>
+                <w:szCs w:val="18"/>
+              </w:rPr>
+              <w:t xml:space="preserve">输入电阻（串R=2KΩ，不带载）</w:t>
+            </w:r>
+          </w:p>
+        </w:tc>
+        <w:tc>
+          <w:tcPr>
+            <w:tcW w:type="dxa" w:w="6400"/>
+            <w:vAlign w:val="center"/>
+          </w:tcPr>
+          <w:p>
+            <w:pPr>
+              <w:spacing w:after="10" w:before="10"/>
+              <w:jc w:val="left"/>
+            </w:pPr>
+            <w:r>
+              <w:rPr>
+                <w:rFonts w:ascii="Microsoft YaHei" w:cs="Microsoft YaHei" w:eastAsia="Microsoft YaHei" w:hAnsi="Microsoft YaHei"/>
+                <w:b w:val="false"/>
+                <w:bCs w:val="false"/>
+                <w:sz w:val="18"/>
+                <w:szCs w:val="18"/>
+              </w:rPr>
+              <w:t xml:space="preserve">Vs=100mVpp，Vi=52.4mVpp</w:t>
+            </w:r>
+          </w:p>
+        </w:tc>
+      </w:tr>
+      <w:tr>
+        <w:tc>
+          <w:tcPr>
+            <w:tcW w:type="dxa" w:w="2600"/>
+            <w:vAlign w:val="center"/>
+          </w:tcPr>
+          <w:p>
+            <w:pPr>
+              <w:spacing w:after="10" w:before="10"/>
+              <w:jc w:val="left"/>
+            </w:pPr>
+            <w:r>
+              <w:rPr>
+                <w:rFonts w:ascii="Microsoft YaHei" w:cs="Microsoft YaHei" w:eastAsia="Microsoft YaHei" w:hAnsi="Microsoft YaHei"/>
+                <w:b w:val="false"/>
+                <w:bCs w:val="false"/>
+                <w:sz w:val="18"/>
+                <w:szCs w:val="18"/>
+              </w:rPr>
+              <w:t xml:space="preserve">输出电阻（带载比较法）</w:t>
+            </w:r>
+          </w:p>
+        </w:tc>
+        <w:tc>
+          <w:tcPr>
+            <w:tcW w:type="dxa" w:w="6400"/>
+            <w:vAlign w:val="center"/>
+          </w:tcPr>
+          <w:p>
+            <w:pPr>
+              <w:spacing w:after="10" w:before="10"/>
+              <w:jc w:val="left"/>
+            </w:pPr>
+            <w:r>
+              <w:rPr>
+                <w:rFonts w:ascii="Microsoft YaHei" w:cs="Microsoft YaHei" w:eastAsia="Microsoft YaHei" w:hAnsi="Microsoft YaHei"/>
+                <w:b w:val="false"/>
+                <w:bCs w:val="false"/>
+                <w:sz w:val="18"/>
+                <w:szCs w:val="18"/>
+              </w:rPr>
+              <w:t xml:space="preserve">Uo空=0.95Vpp，UoL=0.486Vpp（同增益测量）</w:t>
+            </w:r>
+          </w:p>
+        </w:tc>
+      </w:tr>
+      <w:tr>
+        <w:tc>
+          <w:tcPr>
+            <w:tcW w:type="dxa" w:w="2600"/>
+            <w:vAlign w:val="center"/>
+          </w:tcPr>
+          <w:p>
+            <w:pPr>
+              <w:spacing w:after="10" w:before="10"/>
+              <w:jc w:val="left"/>
+            </w:pPr>
+            <w:r>
+              <w:rPr>
+                <w:rFonts w:ascii="Microsoft YaHei" w:cs="Microsoft YaHei" w:eastAsia="Microsoft YaHei" w:hAnsi="Microsoft YaHei"/>
+                <w:b w:val="false"/>
+                <w:bCs w:val="false"/>
+                <w:sz w:val="18"/>
+                <w:szCs w:val="18"/>
+              </w:rPr>
+              <w:t xml:space="preserve">通频带（带载，Ui=20mVpp 不变）</w:t>
+            </w:r>
+          </w:p>
+        </w:tc>
+        <w:tc>
+          <w:tcPr>
+            <w:tcW w:type="dxa" w:w="6400"/>
+            <w:vAlign w:val="center"/>
+          </w:tcPr>
+          <w:p>
+            <w:pPr>
+              <w:spacing w:after="10" w:before="10"/>
+              <w:jc w:val="left"/>
+            </w:pPr>
+            <w:r>
+              <w:rPr>
+                <w:rFonts w:ascii="Microsoft YaHei" w:cs="Microsoft YaHei" w:eastAsia="Microsoft YaHei" w:hAnsi="Microsoft YaHei"/>
+                <w:b w:val="false"/>
+                <w:bCs w:val="false"/>
+                <w:sz w:val="18"/>
+                <w:szCs w:val="18"/>
+              </w:rPr>
+              <w:t xml:space="preserve">中频 Uo=0.486Vpp；fL=80Hz，fH=420kHz</w:t>
             </w:r>
           </w:p>
         </w:tc>
@@ -955,7 +1694,7 @@
           <w:sz w:val="20"/>
           <w:szCs w:val="20"/>
         </w:rPr>
-        <w:t xml:space="preserve">静态：Vb=Vcc·R2/(R1+R2)≈1.90V，Ve=Vb−0.7≈1.20V，Ic≈Ie=Ve/R4≈1.20mA，Vc=Vcc−Ic·R3≈6.6V，Vce≈5.4V。</w:t>
+        <w:t xml:space="preserve">3. 计算过程（原始数据代入公式）：</w:t>
       </w:r>
     </w:p>
     <w:p>
@@ -971,7 +1710,7 @@
           <w:sz w:val="20"/>
           <w:szCs w:val="20"/>
         </w:rPr>
-        <w:t xml:space="preserve">动态（取 β≈100，rbe≈2.4KΩ）：Av=−β·RL′/rbe，空载 RL′=R3，|Av|≈80；带载 RL′=R3//RL=1K，|Av|≈40；Ri=R1//R2//rbe≈2.0KΩ，Ro≈R3=2KΩ。</w:t>
+        <w:t xml:space="preserve">（1）静态：Ic=(Vcc−Vc)/R3=(9−6.678)/2K=1.16mA；Ie=Ve/R4=1.209/1K=1.21mA；Ib=Ic/β≈11.6µA；Vce=Vc−Ve=6.678−1.209=5.47V。</w:t>
       </w:r>
     </w:p>
     <w:p>
@@ -987,22 +1726,7 @@
           <w:sz w:val="20"/>
           <w:szCs w:val="20"/>
         </w:rPr>
-        <w:t xml:space="preserve">测量方法：Av=Uo/Ui；串阻法 Ri=Vi/(Vs−Vi)·R（R=2KΩ，不带载）；带载比较法 Ro=(Uo空/UoL−1)·RL；通频带 BW=fH−fL，fL、fH 为输出降至中频 0.707 倍处的频率。</w:t>
-      </w:r>
-    </w:p>
-    <w:p>
-      <w:pPr>
-        <w:spacing w:after="40" w:before="100"/>
-      </w:pPr>
-      <w:r>
-        <w:rPr>
-          <w:rFonts w:ascii="Microsoft YaHei" w:cs="Microsoft YaHei" w:eastAsia="Microsoft YaHei" w:hAnsi="Microsoft YaHei"/>
-          <w:b/>
-          <w:bCs/>
-          <w:sz w:val="24"/>
-          <w:szCs w:val="24"/>
-        </w:rPr>
-        <w:t xml:space="preserve">四、实验内容、步骤与要求</w:t>
+        <w:t xml:space="preserve">（2）电压增益：Av空=−Uo空/Ui=−0.95/0.0195≈−49；Av带载=−UoL/Ui=−0.486/0.0195≈−25。</w:t>
       </w:r>
     </w:p>
     <w:p>
@@ -1018,7 +1742,7 @@
           <w:sz w:val="20"/>
           <w:szCs w:val="20"/>
         </w:rPr>
-        <w:t xml:space="preserve">1. 按图接线，接通 9V 电源（以万用表实测为准），不接信号源，万用表直流档测 Vb、Vc、Ve，计算 Ib、Ic、Ie、Vce。</w:t>
+        <w:t xml:space="preserve">（3）输入电阻：Ri=Vi/(Vs−Vi)·R=52.4/(100−52.4)×2KΩ≈2.2KΩ。</w:t>
       </w:r>
     </w:p>
     <w:p>
@@ -1034,7 +1758,7 @@
           <w:sz w:val="20"/>
           <w:szCs w:val="20"/>
         </w:rPr>
-        <w:t xml:space="preserve">2. 输入 1kHz、峰峰值约 20mV 正弦波，示波器 AC 耦合测 Uo，分别测空载与 RL=2KΩ 时的电压增益；带载下逐渐增大输入，测最大不失真输出幅度 Vpp。</w:t>
+        <w:t xml:space="preserve">（4）输出电阻：Ro=(Uo空/UoL−1)·RL=(0.95/0.486−1)×2KΩ≈1.9KΩ。</w:t>
       </w:r>
     </w:p>
     <w:p>
@@ -1050,7 +1774,7 @@
           <w:sz w:val="20"/>
           <w:szCs w:val="20"/>
         </w:rPr>
-        <w:t xml:space="preserve">3. 串入 R=2KΩ、Vs 取 100mVpp，用串阻法测输入电阻 Ri（不带负载）；恢复正常接法后用带载比较法测输出电阻 Ro。</w:t>
+        <w:t xml:space="preserve">（5）通频带：在 0.707×0.486=0.344Vpp 处读出 fL=80Hz、fH=420kHz，BW=fH−fL≈420kHz。</w:t>
       </w:r>
     </w:p>
     <w:p>
@@ -1066,54 +1790,7 @@
           <w:sz w:val="20"/>
           <w:szCs w:val="20"/>
         </w:rPr>
-        <w:t xml:space="preserve">4. 带载测量通频带：改变频率时保持输入峰峰值 20mV 不变，按 0.707 中频输出卡出 fL、fH。</w:t>
-      </w:r>
-    </w:p>
-    <w:p>
-      <w:pPr>
-        <w:spacing w:after="20" w:before="20" w:line="240"/>
-        <w:jc w:val="left"/>
-      </w:pPr>
-      <w:r>
-        <w:rPr>
-          <w:rFonts w:ascii="Microsoft YaHei" w:cs="Microsoft YaHei" w:eastAsia="Microsoft YaHei" w:hAnsi="Microsoft YaHei"/>
-          <w:b w:val="false"/>
-          <w:bCs w:val="false"/>
-          <w:sz w:val="20"/>
-          <w:szCs w:val="20"/>
-        </w:rPr>
-        <w:t xml:space="preserve">5. 要求：信号源、示波器与实验电路必须共地；静态工作点与理论值比较，相差过大应检查电路。</w:t>
-      </w:r>
-    </w:p>
-    <w:p>
-      <w:pPr>
-        <w:spacing w:after="40" w:before="100"/>
-      </w:pPr>
-      <w:r>
-        <w:rPr>
-          <w:rFonts w:ascii="Microsoft YaHei" w:cs="Microsoft YaHei" w:eastAsia="Microsoft YaHei" w:hAnsi="Microsoft YaHei"/>
-          <w:b/>
-          <w:bCs/>
-          <w:sz w:val="24"/>
-          <w:szCs w:val="24"/>
-        </w:rPr>
-        <w:t xml:space="preserve">五、实验结果（包括测量数据、曲线、图形等）</w:t>
-      </w:r>
-    </w:p>
-    <w:p>
-      <w:pPr>
-        <w:spacing w:after="20" w:before="20" w:line="240"/>
-        <w:jc w:val="left"/>
-      </w:pPr>
-      <w:r>
-        <w:rPr>
-          <w:rFonts w:ascii="Microsoft YaHei" w:cs="Microsoft YaHei" w:eastAsia="Microsoft YaHei" w:hAnsi="Microsoft YaHei"/>
-          <w:b w:val="false"/>
-          <w:bCs w:val="false"/>
-          <w:sz w:val="20"/>
-          <w:szCs w:val="20"/>
-        </w:rPr>
-        <w:t xml:space="preserve">1. 仿真图像（电路与理论波形、曲线）：</w:t>
+        <w:t xml:space="preserve">4. 结果汇总与理论对照：</w:t>
       </w:r>
     </w:p>
     <w:tbl>
@@ -1129,151 +1806,14 @@
         </w:tblBorders>
       </w:tblPr>
       <w:tblGrid>
-        <w:gridCol w:w="9000"/>
+        <w:gridCol w:w="3000"/>
+        <w:gridCol w:w="3000"/>
+        <w:gridCol w:w="3000"/>
       </w:tblGrid>
       <w:tr>
         <w:tc>
           <w:tcPr>
-            <w:tcW w:type="dxa" w:w="9000"/>
-            <w:vAlign w:val="center"/>
-          </w:tcPr>
-          <w:p>
-            <w:pPr>
-              <w:spacing w:after="180" w:before="180"/>
-              <w:jc w:val="center"/>
-            </w:pPr>
-            <w:r>
-              <w:rPr>
-                <w:rFonts w:ascii="Microsoft YaHei" w:cs="Microsoft YaHei" w:eastAsia="Microsoft YaHei" w:hAnsi="Microsoft YaHei"/>
-                <w:b w:val="false"/>
-                <w:bCs w:val="false"/>
-                <w:sz w:val="18"/>
-                <w:szCs w:val="18"/>
-              </w:rPr>
-              <w:t xml:space="preserve">【此处粘贴：仿真输入、输出电压波形】</w:t>
-            </w:r>
-          </w:p>
-        </w:tc>
-      </w:tr>
-    </w:tbl>
-    <w:tbl>
-      <w:tblPr>
-        <w:tblW w:type="dxa" w:w="9000"/>
-        <w:tblBorders>
-          <w:top w:val="single" w:color="auto" w:sz="4"/>
-          <w:left w:val="single" w:color="auto" w:sz="4"/>
-          <w:bottom w:val="single" w:color="auto" w:sz="4"/>
-          <w:right w:val="single" w:color="auto" w:sz="4"/>
-          <w:insideH w:val="single" w:color="auto" w:sz="4"/>
-          <w:insideV w:val="single" w:color="auto" w:sz="4"/>
-        </w:tblBorders>
-      </w:tblPr>
-      <w:tblGrid>
-        <w:gridCol w:w="9000"/>
-      </w:tblGrid>
-      <w:tr>
-        <w:tc>
-          <w:tcPr>
-            <w:tcW w:type="dxa" w:w="9000"/>
-            <w:vAlign w:val="center"/>
-          </w:tcPr>
-          <w:p>
-            <w:pPr>
-              <w:spacing w:after="180" w:before="180"/>
-              <w:jc w:val="center"/>
-            </w:pPr>
-            <w:r>
-              <w:rPr>
-                <w:rFonts w:ascii="Microsoft YaHei" w:cs="Microsoft YaHei" w:eastAsia="Microsoft YaHei" w:hAnsi="Microsoft YaHei"/>
-                <w:b w:val="false"/>
-                <w:bCs w:val="false"/>
-                <w:sz w:val="18"/>
-                <w:szCs w:val="18"/>
-              </w:rPr>
-              <w:t xml:space="preserve">【此处粘贴：仿真最大不失真输出波形】</w:t>
-            </w:r>
-          </w:p>
-        </w:tc>
-      </w:tr>
-    </w:tbl>
-    <w:tbl>
-      <w:tblPr>
-        <w:tblW w:type="dxa" w:w="9000"/>
-        <w:tblBorders>
-          <w:top w:val="single" w:color="auto" w:sz="4"/>
-          <w:left w:val="single" w:color="auto" w:sz="4"/>
-          <w:bottom w:val="single" w:color="auto" w:sz="4"/>
-          <w:right w:val="single" w:color="auto" w:sz="4"/>
-          <w:insideH w:val="single" w:color="auto" w:sz="4"/>
-          <w:insideV w:val="single" w:color="auto" w:sz="4"/>
-        </w:tblBorders>
-      </w:tblPr>
-      <w:tblGrid>
-        <w:gridCol w:w="9000"/>
-      </w:tblGrid>
-      <w:tr>
-        <w:tc>
-          <w:tcPr>
-            <w:tcW w:type="dxa" w:w="9000"/>
-            <w:vAlign w:val="center"/>
-          </w:tcPr>
-          <w:p>
-            <w:pPr>
-              <w:spacing w:after="180" w:before="180"/>
-              <w:jc w:val="center"/>
-            </w:pPr>
-            <w:r>
-              <w:rPr>
-                <w:rFonts w:ascii="Microsoft YaHei" w:cs="Microsoft YaHei" w:eastAsia="Microsoft YaHei" w:hAnsi="Microsoft YaHei"/>
-                <w:b w:val="false"/>
-                <w:bCs w:val="false"/>
-                <w:sz w:val="18"/>
-                <w:szCs w:val="18"/>
-              </w:rPr>
-              <w:t xml:space="preserve">【此处粘贴：仿真幅频特性曲线（标注 fL、fH）】</w:t>
-            </w:r>
-          </w:p>
-        </w:tc>
-      </w:tr>
-    </w:tbl>
-    <w:p>
-      <w:pPr>
-        <w:spacing w:after="20" w:before="20" w:line="240"/>
-        <w:jc w:val="left"/>
-      </w:pPr>
-      <w:r>
-        <w:rPr>
-          <w:rFonts w:ascii="Microsoft YaHei" w:cs="Microsoft YaHei" w:eastAsia="Microsoft YaHei" w:hAnsi="Microsoft YaHei"/>
-          <w:b w:val="false"/>
-          <w:bCs w:val="false"/>
-          <w:sz w:val="20"/>
-          <w:szCs w:val="20"/>
-        </w:rPr>
-        <w:t xml:space="preserve">2. 实测数据及计算结果（全部项目合并如下表，结果由实测数据代入公式算出）：</w:t>
-      </w:r>
-    </w:p>
-    <w:tbl>
-      <w:tblPr>
-        <w:tblW w:type="dxa" w:w="9000"/>
-        <w:tblBorders>
-          <w:top w:val="single" w:color="auto" w:sz="4"/>
-          <w:left w:val="single" w:color="auto" w:sz="4"/>
-          <w:bottom w:val="single" w:color="auto" w:sz="4"/>
-          <w:right w:val="single" w:color="auto" w:sz="4"/>
-          <w:insideH w:val="single" w:color="auto" w:sz="4"/>
-          <w:insideV w:val="single" w:color="auto" w:sz="4"/>
-        </w:tblBorders>
-      </w:tblPr>
-      <w:tblGrid>
-        <w:gridCol w:w="1300"/>
-        <w:gridCol w:w="2100"/>
-        <w:gridCol w:w="3300"/>
-        <w:gridCol w:w="2300"/>
-      </w:tblGrid>
-      <w:tr>
-        <w:tc>
-          <w:tcPr>
-            <w:tcW w:type="dxa" w:w="1300"/>
+            <w:tcW w:type="dxa" w:w="3000"/>
             <w:shd w:fill="DDDDDD" w:val="clear"/>
             <w:vAlign w:val="center"/>
           </w:tcPr>
@@ -1290,13 +1830,13 @@
                 <w:sz w:val="18"/>
                 <w:szCs w:val="18"/>
               </w:rPr>
-              <w:t xml:space="preserve">类别</w:t>
-            </w:r>
-          </w:p>
-        </w:tc>
-        <w:tc>
-          <w:tcPr>
-            <w:tcW w:type="dxa" w:w="2100"/>
+              <w:t xml:space="preserve">参数</w:t>
+            </w:r>
+          </w:p>
+        </w:tc>
+        <w:tc>
+          <w:tcPr>
+            <w:tcW w:type="dxa" w:w="3000"/>
             <w:shd w:fill="DDDDDD" w:val="clear"/>
             <w:vAlign w:val="center"/>
           </w:tcPr>
@@ -1313,13 +1853,13 @@
                 <w:sz w:val="18"/>
                 <w:szCs w:val="18"/>
               </w:rPr>
-              <w:t xml:space="preserve">测量项目</w:t>
-            </w:r>
-          </w:p>
-        </w:tc>
-        <w:tc>
-          <w:tcPr>
-            <w:tcW w:type="dxa" w:w="3300"/>
+              <w:t xml:space="preserve">实测计算结果</w:t>
+            </w:r>
+          </w:p>
+        </w:tc>
+        <w:tc>
+          <w:tcPr>
+            <w:tcW w:type="dxa" w:w="3000"/>
             <w:shd w:fill="DDDDDD" w:val="clear"/>
             <w:vAlign w:val="center"/>
           </w:tcPr>
@@ -1336,30 +1876,7 @@
                 <w:sz w:val="18"/>
                 <w:szCs w:val="18"/>
               </w:rPr>
-              <w:t xml:space="preserve">实测数据</w:t>
-            </w:r>
-          </w:p>
-        </w:tc>
-        <w:tc>
-          <w:tcPr>
-            <w:tcW w:type="dxa" w:w="2300"/>
-            <w:shd w:fill="DDDDDD" w:val="clear"/>
-            <w:vAlign w:val="center"/>
-          </w:tcPr>
-          <w:p>
-            <w:pPr>
-              <w:spacing w:after="10" w:before="10"/>
-              <w:jc w:val="center"/>
-            </w:pPr>
-            <w:r>
-              <w:rPr>
-                <w:rFonts w:ascii="Microsoft YaHei" w:cs="Microsoft YaHei" w:eastAsia="Microsoft YaHei" w:hAnsi="Microsoft YaHei"/>
-                <w:b/>
-                <w:bCs/>
-                <w:sz w:val="18"/>
-                <w:szCs w:val="18"/>
-              </w:rPr>
-              <w:t xml:space="preserve">计算结果（代入实测数据）/ 理论对照</w:t>
+              <w:t xml:space="preserve">理论 / 仿真值</w:t>
             </w:r>
           </w:p>
         </w:tc>
@@ -1367,8 +1884,7 @@
       <w:tr>
         <w:tc>
           <w:tcPr>
-            <w:tcW w:type="dxa" w:w="1300"/>
-            <w:vMerge w:val="restart"/>
+            <w:tcW w:type="dxa" w:w="3000"/>
             <w:vAlign w:val="center"/>
           </w:tcPr>
           <w:p>
@@ -1390,67 +1906,45 @@
         </w:tc>
         <w:tc>
           <w:tcPr>
-            <w:tcW w:type="dxa" w:w="2100"/>
-            <w:vAlign w:val="center"/>
-          </w:tcPr>
-          <w:p>
-            <w:pPr>
-              <w:spacing w:after="10" w:before="10"/>
-              <w:jc w:val="center"/>
-            </w:pPr>
-            <w:r>
-              <w:rPr>
-                <w:rFonts w:ascii="Microsoft YaHei" w:cs="Microsoft YaHei" w:eastAsia="Microsoft YaHei" w:hAnsi="Microsoft YaHei"/>
-                <w:b w:val="false"/>
-                <w:bCs w:val="false"/>
-                <w:sz w:val="18"/>
-                <w:szCs w:val="18"/>
-              </w:rPr>
-              <w:t xml:space="preserve">Vb</w:t>
-            </w:r>
-          </w:p>
-        </w:tc>
-        <w:tc>
-          <w:tcPr>
-            <w:tcW w:type="dxa" w:w="3300"/>
-            <w:vAlign w:val="center"/>
-          </w:tcPr>
-          <w:p>
-            <w:pPr>
-              <w:spacing w:after="10" w:before="10"/>
-              <w:jc w:val="center"/>
-            </w:pPr>
-            <w:r>
-              <w:rPr>
-                <w:rFonts w:ascii="Microsoft YaHei" w:cs="Microsoft YaHei" w:eastAsia="Microsoft YaHei" w:hAnsi="Microsoft YaHei"/>
-                <w:b w:val="false"/>
-                <w:bCs w:val="false"/>
-                <w:sz w:val="18"/>
-                <w:szCs w:val="18"/>
-              </w:rPr>
-              <w:t xml:space="preserve">1.836 V</w:t>
-            </w:r>
-          </w:p>
-        </w:tc>
-        <w:tc>
-          <w:tcPr>
-            <w:tcW w:type="dxa" w:w="2300"/>
-            <w:vAlign w:val="center"/>
-          </w:tcPr>
-          <w:p>
-            <w:pPr>
-              <w:spacing w:after="10" w:before="10"/>
-              <w:jc w:val="center"/>
-            </w:pPr>
-            <w:r>
-              <w:rPr>
-                <w:rFonts w:ascii="Microsoft YaHei" w:cs="Microsoft YaHei" w:eastAsia="Microsoft YaHei" w:hAnsi="Microsoft YaHei"/>
-                <w:b w:val="false"/>
-                <w:bCs w:val="false"/>
-                <w:sz w:val="18"/>
-                <w:szCs w:val="18"/>
-              </w:rPr>
-              <w:t xml:space="preserve">理论 1.90 V，吻合</w:t>
+            <w:tcW w:type="dxa" w:w="3000"/>
+            <w:vAlign w:val="center"/>
+          </w:tcPr>
+          <w:p>
+            <w:pPr>
+              <w:spacing w:after="10" w:before="10"/>
+              <w:jc w:val="center"/>
+            </w:pPr>
+            <w:r>
+              <w:rPr>
+                <w:rFonts w:ascii="Microsoft YaHei" w:cs="Microsoft YaHei" w:eastAsia="Microsoft YaHei" w:hAnsi="Microsoft YaHei"/>
+                <w:b w:val="false"/>
+                <w:bCs w:val="false"/>
+                <w:sz w:val="18"/>
+                <w:szCs w:val="18"/>
+              </w:rPr>
+              <w:t xml:space="preserve">Ic=1.16mA，Vce=5.47V</w:t>
+            </w:r>
+          </w:p>
+        </w:tc>
+        <w:tc>
+          <w:tcPr>
+            <w:tcW w:type="dxa" w:w="3000"/>
+            <w:vAlign w:val="center"/>
+          </w:tcPr>
+          <w:p>
+            <w:pPr>
+              <w:spacing w:after="10" w:before="10"/>
+              <w:jc w:val="center"/>
+            </w:pPr>
+            <w:r>
+              <w:rPr>
+                <w:rFonts w:ascii="Microsoft YaHei" w:cs="Microsoft YaHei" w:eastAsia="Microsoft YaHei" w:hAnsi="Microsoft YaHei"/>
+                <w:b w:val="false"/>
+                <w:bCs w:val="false"/>
+                <w:sz w:val="18"/>
+                <w:szCs w:val="18"/>
+              </w:rPr>
+              <w:t xml:space="preserve">Ic≈1.20mA，Vce≈5.4V</w:t>
             </w:r>
           </w:p>
         </w:tc>
@@ -1458,79 +1952,67 @@
       <w:tr>
         <w:tc>
           <w:tcPr>
-            <w:tcW w:type="dxa" w:w="1300"/>
-            <w:vMerge w:val="continue"/>
-            <w:vAlign w:val="center"/>
-          </w:tcPr>
-          <w:p>
-            <w:pPr>
-              <w:jc w:val="center"/>
-            </w:pPr>
-          </w:p>
-        </w:tc>
-        <w:tc>
-          <w:tcPr>
-            <w:tcW w:type="dxa" w:w="2100"/>
-            <w:vAlign w:val="center"/>
-          </w:tcPr>
-          <w:p>
-            <w:pPr>
-              <w:spacing w:after="10" w:before="10"/>
-              <w:jc w:val="center"/>
-            </w:pPr>
-            <w:r>
-              <w:rPr>
-                <w:rFonts w:ascii="Microsoft YaHei" w:cs="Microsoft YaHei" w:eastAsia="Microsoft YaHei" w:hAnsi="Microsoft YaHei"/>
-                <w:b w:val="false"/>
-                <w:bCs w:val="false"/>
-                <w:sz w:val="18"/>
-                <w:szCs w:val="18"/>
-              </w:rPr>
-              <w:t xml:space="preserve">Vc</w:t>
-            </w:r>
-          </w:p>
-        </w:tc>
-        <w:tc>
-          <w:tcPr>
-            <w:tcW w:type="dxa" w:w="3300"/>
-            <w:vAlign w:val="center"/>
-          </w:tcPr>
-          <w:p>
-            <w:pPr>
-              <w:spacing w:after="10" w:before="10"/>
-              <w:jc w:val="center"/>
-            </w:pPr>
-            <w:r>
-              <w:rPr>
-                <w:rFonts w:ascii="Microsoft YaHei" w:cs="Microsoft YaHei" w:eastAsia="Microsoft YaHei" w:hAnsi="Microsoft YaHei"/>
-                <w:b w:val="false"/>
-                <w:bCs w:val="false"/>
-                <w:sz w:val="18"/>
-                <w:szCs w:val="18"/>
-              </w:rPr>
-              <w:t xml:space="preserve">6.678 V</w:t>
-            </w:r>
-          </w:p>
-        </w:tc>
-        <w:tc>
-          <w:tcPr>
-            <w:tcW w:type="dxa" w:w="2300"/>
-            <w:vAlign w:val="center"/>
-          </w:tcPr>
-          <w:p>
-            <w:pPr>
-              <w:spacing w:after="10" w:before="10"/>
-              <w:jc w:val="center"/>
-            </w:pPr>
-            <w:r>
-              <w:rPr>
-                <w:rFonts w:ascii="Microsoft YaHei" w:cs="Microsoft YaHei" w:eastAsia="Microsoft YaHei" w:hAnsi="Microsoft YaHei"/>
-                <w:b w:val="false"/>
-                <w:bCs w:val="false"/>
-                <w:sz w:val="18"/>
-                <w:szCs w:val="18"/>
-              </w:rPr>
-              <w:t xml:space="preserve">理论 6.6 V，吻合</w:t>
+            <w:tcW w:type="dxa" w:w="3000"/>
+            <w:vAlign w:val="center"/>
+          </w:tcPr>
+          <w:p>
+            <w:pPr>
+              <w:spacing w:after="10" w:before="10"/>
+              <w:jc w:val="center"/>
+            </w:pPr>
+            <w:r>
+              <w:rPr>
+                <w:rFonts w:ascii="Microsoft YaHei" w:cs="Microsoft YaHei" w:eastAsia="Microsoft YaHei" w:hAnsi="Microsoft YaHei"/>
+                <w:b w:val="false"/>
+                <w:bCs w:val="false"/>
+                <w:sz w:val="18"/>
+                <w:szCs w:val="18"/>
+              </w:rPr>
+              <w:t xml:space="preserve">电压增益（空载）</w:t>
+            </w:r>
+          </w:p>
+        </w:tc>
+        <w:tc>
+          <w:tcPr>
+            <w:tcW w:type="dxa" w:w="3000"/>
+            <w:vAlign w:val="center"/>
+          </w:tcPr>
+          <w:p>
+            <w:pPr>
+              <w:spacing w:after="10" w:before="10"/>
+              <w:jc w:val="center"/>
+            </w:pPr>
+            <w:r>
+              <w:rPr>
+                <w:rFonts w:ascii="Microsoft YaHei" w:cs="Microsoft YaHei" w:eastAsia="Microsoft YaHei" w:hAnsi="Microsoft YaHei"/>
+                <w:b w:val="false"/>
+                <w:bCs w:val="false"/>
+                <w:sz w:val="18"/>
+                <w:szCs w:val="18"/>
+              </w:rPr>
+              <w:t xml:space="preserve">−49</w:t>
+            </w:r>
+          </w:p>
+        </w:tc>
+        <w:tc>
+          <w:tcPr>
+            <w:tcW w:type="dxa" w:w="3000"/>
+            <w:vAlign w:val="center"/>
+          </w:tcPr>
+          <w:p>
+            <w:pPr>
+              <w:spacing w:after="10" w:before="10"/>
+              <w:jc w:val="center"/>
+            </w:pPr>
+            <w:r>
+              <w:rPr>
+                <w:rFonts w:ascii="Microsoft YaHei" w:cs="Microsoft YaHei" w:eastAsia="Microsoft YaHei" w:hAnsi="Microsoft YaHei"/>
+                <w:b w:val="false"/>
+                <w:bCs w:val="false"/>
+                <w:sz w:val="18"/>
+                <w:szCs w:val="18"/>
+              </w:rPr>
+              <w:t xml:space="preserve">−80</w:t>
             </w:r>
           </w:p>
         </w:tc>
@@ -1538,79 +2020,67 @@
       <w:tr>
         <w:tc>
           <w:tcPr>
-            <w:tcW w:type="dxa" w:w="1300"/>
-            <w:vMerge w:val="continue"/>
-            <w:vAlign w:val="center"/>
-          </w:tcPr>
-          <w:p>
-            <w:pPr>
-              <w:jc w:val="center"/>
-            </w:pPr>
-          </w:p>
-        </w:tc>
-        <w:tc>
-          <w:tcPr>
-            <w:tcW w:type="dxa" w:w="2100"/>
-            <w:vAlign w:val="center"/>
-          </w:tcPr>
-          <w:p>
-            <w:pPr>
-              <w:spacing w:after="10" w:before="10"/>
-              <w:jc w:val="center"/>
-            </w:pPr>
-            <w:r>
-              <w:rPr>
-                <w:rFonts w:ascii="Microsoft YaHei" w:cs="Microsoft YaHei" w:eastAsia="Microsoft YaHei" w:hAnsi="Microsoft YaHei"/>
-                <w:b w:val="false"/>
-                <w:bCs w:val="false"/>
-                <w:sz w:val="18"/>
-                <w:szCs w:val="18"/>
-              </w:rPr>
-              <w:t xml:space="preserve">Ve</w:t>
-            </w:r>
-          </w:p>
-        </w:tc>
-        <w:tc>
-          <w:tcPr>
-            <w:tcW w:type="dxa" w:w="3300"/>
-            <w:vAlign w:val="center"/>
-          </w:tcPr>
-          <w:p>
-            <w:pPr>
-              <w:spacing w:after="10" w:before="10"/>
-              <w:jc w:val="center"/>
-            </w:pPr>
-            <w:r>
-              <w:rPr>
-                <w:rFonts w:ascii="Microsoft YaHei" w:cs="Microsoft YaHei" w:eastAsia="Microsoft YaHei" w:hAnsi="Microsoft YaHei"/>
-                <w:b w:val="false"/>
-                <w:bCs w:val="false"/>
-                <w:sz w:val="18"/>
-                <w:szCs w:val="18"/>
-              </w:rPr>
-              <w:t xml:space="preserve">1.209 V</w:t>
-            </w:r>
-          </w:p>
-        </w:tc>
-        <w:tc>
-          <w:tcPr>
-            <w:tcW w:type="dxa" w:w="2300"/>
-            <w:vAlign w:val="center"/>
-          </w:tcPr>
-          <w:p>
-            <w:pPr>
-              <w:spacing w:after="10" w:before="10"/>
-              <w:jc w:val="center"/>
-            </w:pPr>
-            <w:r>
-              <w:rPr>
-                <w:rFonts w:ascii="Microsoft YaHei" w:cs="Microsoft YaHei" w:eastAsia="Microsoft YaHei" w:hAnsi="Microsoft YaHei"/>
-                <w:b w:val="false"/>
-                <w:bCs w:val="false"/>
-                <w:sz w:val="18"/>
-                <w:szCs w:val="18"/>
-              </w:rPr>
-              <w:t xml:space="preserve">理论 1.20 V，吻合</w:t>
+            <w:tcW w:type="dxa" w:w="3000"/>
+            <w:vAlign w:val="center"/>
+          </w:tcPr>
+          <w:p>
+            <w:pPr>
+              <w:spacing w:after="10" w:before="10"/>
+              <w:jc w:val="center"/>
+            </w:pPr>
+            <w:r>
+              <w:rPr>
+                <w:rFonts w:ascii="Microsoft YaHei" w:cs="Microsoft YaHei" w:eastAsia="Microsoft YaHei" w:hAnsi="Microsoft YaHei"/>
+                <w:b w:val="false"/>
+                <w:bCs w:val="false"/>
+                <w:sz w:val="18"/>
+                <w:szCs w:val="18"/>
+              </w:rPr>
+              <w:t xml:space="preserve">电压增益（带载 2KΩ）</w:t>
+            </w:r>
+          </w:p>
+        </w:tc>
+        <w:tc>
+          <w:tcPr>
+            <w:tcW w:type="dxa" w:w="3000"/>
+            <w:vAlign w:val="center"/>
+          </w:tcPr>
+          <w:p>
+            <w:pPr>
+              <w:spacing w:after="10" w:before="10"/>
+              <w:jc w:val="center"/>
+            </w:pPr>
+            <w:r>
+              <w:rPr>
+                <w:rFonts w:ascii="Microsoft YaHei" w:cs="Microsoft YaHei" w:eastAsia="Microsoft YaHei" w:hAnsi="Microsoft YaHei"/>
+                <w:b w:val="false"/>
+                <w:bCs w:val="false"/>
+                <w:sz w:val="18"/>
+                <w:szCs w:val="18"/>
+              </w:rPr>
+              <w:t xml:space="preserve">−25</w:t>
+            </w:r>
+          </w:p>
+        </w:tc>
+        <w:tc>
+          <w:tcPr>
+            <w:tcW w:type="dxa" w:w="3000"/>
+            <w:vAlign w:val="center"/>
+          </w:tcPr>
+          <w:p>
+            <w:pPr>
+              <w:spacing w:after="10" w:before="10"/>
+              <w:jc w:val="center"/>
+            </w:pPr>
+            <w:r>
+              <w:rPr>
+                <w:rFonts w:ascii="Microsoft YaHei" w:cs="Microsoft YaHei" w:eastAsia="Microsoft YaHei" w:hAnsi="Microsoft YaHei"/>
+                <w:b w:val="false"/>
+                <w:bCs w:val="false"/>
+                <w:sz w:val="18"/>
+                <w:szCs w:val="18"/>
+              </w:rPr>
+              <w:t xml:space="preserve">−40</w:t>
             </w:r>
           </w:p>
         </w:tc>
@@ -1618,79 +2088,67 @@
       <w:tr>
         <w:tc>
           <w:tcPr>
-            <w:tcW w:type="dxa" w:w="1300"/>
-            <w:vMerge w:val="continue"/>
-            <w:vAlign w:val="center"/>
-          </w:tcPr>
-          <w:p>
-            <w:pPr>
-              <w:jc w:val="center"/>
-            </w:pPr>
-          </w:p>
-        </w:tc>
-        <w:tc>
-          <w:tcPr>
-            <w:tcW w:type="dxa" w:w="2100"/>
-            <w:vAlign w:val="center"/>
-          </w:tcPr>
-          <w:p>
-            <w:pPr>
-              <w:spacing w:after="10" w:before="10"/>
-              <w:jc w:val="center"/>
-            </w:pPr>
-            <w:r>
-              <w:rPr>
-                <w:rFonts w:ascii="Microsoft YaHei" w:cs="Microsoft YaHei" w:eastAsia="Microsoft YaHei" w:hAnsi="Microsoft YaHei"/>
-                <w:b w:val="false"/>
-                <w:bCs w:val="false"/>
-                <w:sz w:val="18"/>
-                <w:szCs w:val="18"/>
-              </w:rPr>
-              <w:t xml:space="preserve">Ib、Ic、Ie、Vce</w:t>
-            </w:r>
-          </w:p>
-        </w:tc>
-        <w:tc>
-          <w:tcPr>
-            <w:tcW w:type="dxa" w:w="3300"/>
-            <w:vAlign w:val="center"/>
-          </w:tcPr>
-          <w:p>
-            <w:pPr>
-              <w:spacing w:after="10" w:before="10"/>
-              <w:jc w:val="center"/>
-            </w:pPr>
-            <w:r>
-              <w:rPr>
-                <w:rFonts w:ascii="Microsoft YaHei" w:cs="Microsoft YaHei" w:eastAsia="Microsoft YaHei" w:hAnsi="Microsoft YaHei"/>
-                <w:b w:val="false"/>
-                <w:bCs w:val="false"/>
-                <w:sz w:val="18"/>
-                <w:szCs w:val="18"/>
-              </w:rPr>
-              <w:t xml:space="preserve">——</w:t>
-            </w:r>
-          </w:p>
-        </w:tc>
-        <w:tc>
-          <w:tcPr>
-            <w:tcW w:type="dxa" w:w="2300"/>
-            <w:vAlign w:val="center"/>
-          </w:tcPr>
-          <w:p>
-            <w:pPr>
-              <w:spacing w:after="10" w:before="10"/>
-              <w:jc w:val="center"/>
-            </w:pPr>
-            <w:r>
-              <w:rPr>
-                <w:rFonts w:ascii="Microsoft YaHei" w:cs="Microsoft YaHei" w:eastAsia="Microsoft YaHei" w:hAnsi="Microsoft YaHei"/>
-                <w:b w:val="false"/>
-                <w:bCs w:val="false"/>
-                <w:sz w:val="18"/>
-                <w:szCs w:val="18"/>
-              </w:rPr>
-              <w:t xml:space="preserve">Ic=(9−6.678)/2K=1.16mA；Ie=1.209/1K=1.21mA；Ib≈11.6µA；Vce=6.678−1.209=5.47V</w:t>
+            <w:tcW w:type="dxa" w:w="3000"/>
+            <w:vAlign w:val="center"/>
+          </w:tcPr>
+          <w:p>
+            <w:pPr>
+              <w:spacing w:after="10" w:before="10"/>
+              <w:jc w:val="center"/>
+            </w:pPr>
+            <w:r>
+              <w:rPr>
+                <w:rFonts w:ascii="Microsoft YaHei" w:cs="Microsoft YaHei" w:eastAsia="Microsoft YaHei" w:hAnsi="Microsoft YaHei"/>
+                <w:b w:val="false"/>
+                <w:bCs w:val="false"/>
+                <w:sz w:val="18"/>
+                <w:szCs w:val="18"/>
+              </w:rPr>
+              <w:t xml:space="preserve">最大不失真 Vpp（带载）</w:t>
+            </w:r>
+          </w:p>
+        </w:tc>
+        <w:tc>
+          <w:tcPr>
+            <w:tcW w:type="dxa" w:w="3000"/>
+            <w:vAlign w:val="center"/>
+          </w:tcPr>
+          <w:p>
+            <w:pPr>
+              <w:spacing w:after="10" w:before="10"/>
+              <w:jc w:val="center"/>
+            </w:pPr>
+            <w:r>
+              <w:rPr>
+                <w:rFonts w:ascii="Microsoft YaHei" w:cs="Microsoft YaHei" w:eastAsia="Microsoft YaHei" w:hAnsi="Microsoft YaHei"/>
+                <w:b w:val="false"/>
+                <w:bCs w:val="false"/>
+                <w:sz w:val="18"/>
+                <w:szCs w:val="18"/>
+              </w:rPr>
+              <w:t xml:space="preserve">2.3V</w:t>
+            </w:r>
+          </w:p>
+        </w:tc>
+        <w:tc>
+          <w:tcPr>
+            <w:tcW w:type="dxa" w:w="3000"/>
+            <w:vAlign w:val="center"/>
+          </w:tcPr>
+          <w:p>
+            <w:pPr>
+              <w:spacing w:after="10" w:before="10"/>
+              <w:jc w:val="center"/>
+            </w:pPr>
+            <w:r>
+              <w:rPr>
+                <w:rFonts w:ascii="Microsoft YaHei" w:cs="Microsoft YaHei" w:eastAsia="Microsoft YaHei" w:hAnsi="Microsoft YaHei"/>
+                <w:b w:val="false"/>
+                <w:bCs w:val="false"/>
+                <w:sz w:val="18"/>
+                <w:szCs w:val="18"/>
+              </w:rPr>
+              <w:t xml:space="preserve">2.3V</w:t>
             </w:r>
           </w:p>
         </w:tc>
@@ -1698,90 +2156,67 @@
       <w:tr>
         <w:tc>
           <w:tcPr>
-            <w:tcW w:type="dxa" w:w="1300"/>
-            <w:vMerge w:val="restart"/>
-            <w:vAlign w:val="center"/>
-          </w:tcPr>
-          <w:p>
-            <w:pPr>
-              <w:spacing w:after="10" w:before="10"/>
-              <w:jc w:val="center"/>
-            </w:pPr>
-            <w:r>
-              <w:rPr>
-                <w:rFonts w:ascii="Microsoft YaHei" w:cs="Microsoft YaHei" w:eastAsia="Microsoft YaHei" w:hAnsi="Microsoft YaHei"/>
-                <w:b w:val="false"/>
-                <w:bCs w:val="false"/>
-                <w:sz w:val="18"/>
-                <w:szCs w:val="18"/>
-              </w:rPr>
-              <w:t xml:space="preserve">电压增益</w:t>
-            </w:r>
-          </w:p>
-        </w:tc>
-        <w:tc>
-          <w:tcPr>
-            <w:tcW w:type="dxa" w:w="2100"/>
-            <w:vAlign w:val="center"/>
-          </w:tcPr>
-          <w:p>
-            <w:pPr>
-              <w:spacing w:after="10" w:before="10"/>
-              <w:jc w:val="center"/>
-            </w:pPr>
-            <w:r>
-              <w:rPr>
-                <w:rFonts w:ascii="Microsoft YaHei" w:cs="Microsoft YaHei" w:eastAsia="Microsoft YaHei" w:hAnsi="Microsoft YaHei"/>
-                <w:b w:val="false"/>
-                <w:bCs w:val="false"/>
-                <w:sz w:val="18"/>
-                <w:szCs w:val="18"/>
-              </w:rPr>
-              <w:t xml:space="preserve">空载（RL 断开）</w:t>
-            </w:r>
-          </w:p>
-        </w:tc>
-        <w:tc>
-          <w:tcPr>
-            <w:tcW w:type="dxa" w:w="3300"/>
-            <w:vAlign w:val="center"/>
-          </w:tcPr>
-          <w:p>
-            <w:pPr>
-              <w:spacing w:after="10" w:before="10"/>
-              <w:jc w:val="center"/>
-            </w:pPr>
-            <w:r>
-              <w:rPr>
-                <w:rFonts w:ascii="Microsoft YaHei" w:cs="Microsoft YaHei" w:eastAsia="Microsoft YaHei" w:hAnsi="Microsoft YaHei"/>
-                <w:b w:val="false"/>
-                <w:bCs w:val="false"/>
-                <w:sz w:val="18"/>
-                <w:szCs w:val="18"/>
-              </w:rPr>
-              <w:t xml:space="preserve">Ui=19.5mVpp，Uo=0.95Vpp</w:t>
-            </w:r>
-          </w:p>
-        </w:tc>
-        <w:tc>
-          <w:tcPr>
-            <w:tcW w:type="dxa" w:w="2300"/>
-            <w:vAlign w:val="center"/>
-          </w:tcPr>
-          <w:p>
-            <w:pPr>
-              <w:spacing w:after="10" w:before="10"/>
-              <w:jc w:val="center"/>
-            </w:pPr>
-            <w:r>
-              <w:rPr>
-                <w:rFonts w:ascii="Microsoft YaHei" w:cs="Microsoft YaHei" w:eastAsia="Microsoft YaHei" w:hAnsi="Microsoft YaHei"/>
-                <w:b w:val="false"/>
-                <w:bCs w:val="false"/>
-                <w:sz w:val="18"/>
-                <w:szCs w:val="18"/>
-              </w:rPr>
-              <w:t xml:space="preserve">Av=−Uo/Ui=−0.95/0.0195=−49（理论 −80）</w:t>
+            <w:tcW w:type="dxa" w:w="3000"/>
+            <w:vAlign w:val="center"/>
+          </w:tcPr>
+          <w:p>
+            <w:pPr>
+              <w:spacing w:after="10" w:before="10"/>
+              <w:jc w:val="center"/>
+            </w:pPr>
+            <w:r>
+              <w:rPr>
+                <w:rFonts w:ascii="Microsoft YaHei" w:cs="Microsoft YaHei" w:eastAsia="Microsoft YaHei" w:hAnsi="Microsoft YaHei"/>
+                <w:b w:val="false"/>
+                <w:bCs w:val="false"/>
+                <w:sz w:val="18"/>
+                <w:szCs w:val="18"/>
+              </w:rPr>
+              <w:t xml:space="preserve">输入电阻 Ri</w:t>
+            </w:r>
+          </w:p>
+        </w:tc>
+        <w:tc>
+          <w:tcPr>
+            <w:tcW w:type="dxa" w:w="3000"/>
+            <w:vAlign w:val="center"/>
+          </w:tcPr>
+          <w:p>
+            <w:pPr>
+              <w:spacing w:after="10" w:before="10"/>
+              <w:jc w:val="center"/>
+            </w:pPr>
+            <w:r>
+              <w:rPr>
+                <w:rFonts w:ascii="Microsoft YaHei" w:cs="Microsoft YaHei" w:eastAsia="Microsoft YaHei" w:hAnsi="Microsoft YaHei"/>
+                <w:b w:val="false"/>
+                <w:bCs w:val="false"/>
+                <w:sz w:val="18"/>
+                <w:szCs w:val="18"/>
+              </w:rPr>
+              <w:t xml:space="preserve">2.2KΩ</w:t>
+            </w:r>
+          </w:p>
+        </w:tc>
+        <w:tc>
+          <w:tcPr>
+            <w:tcW w:type="dxa" w:w="3000"/>
+            <w:vAlign w:val="center"/>
+          </w:tcPr>
+          <w:p>
+            <w:pPr>
+              <w:spacing w:after="10" w:before="10"/>
+              <w:jc w:val="center"/>
+            </w:pPr>
+            <w:r>
+              <w:rPr>
+                <w:rFonts w:ascii="Microsoft YaHei" w:cs="Microsoft YaHei" w:eastAsia="Microsoft YaHei" w:hAnsi="Microsoft YaHei"/>
+                <w:b w:val="false"/>
+                <w:bCs w:val="false"/>
+                <w:sz w:val="18"/>
+                <w:szCs w:val="18"/>
+              </w:rPr>
+              <w:t xml:space="preserve">2.0KΩ</w:t>
             </w:r>
           </w:p>
         </w:tc>
@@ -1789,79 +2224,67 @@
       <w:tr>
         <w:tc>
           <w:tcPr>
-            <w:tcW w:type="dxa" w:w="1300"/>
-            <w:vMerge w:val="continue"/>
-            <w:vAlign w:val="center"/>
-          </w:tcPr>
-          <w:p>
-            <w:pPr>
-              <w:jc w:val="center"/>
-            </w:pPr>
-          </w:p>
-        </w:tc>
-        <w:tc>
-          <w:tcPr>
-            <w:tcW w:type="dxa" w:w="2100"/>
-            <w:vAlign w:val="center"/>
-          </w:tcPr>
-          <w:p>
-            <w:pPr>
-              <w:spacing w:after="10" w:before="10"/>
-              <w:jc w:val="center"/>
-            </w:pPr>
-            <w:r>
-              <w:rPr>
-                <w:rFonts w:ascii="Microsoft YaHei" w:cs="Microsoft YaHei" w:eastAsia="Microsoft YaHei" w:hAnsi="Microsoft YaHei"/>
-                <w:b w:val="false"/>
-                <w:bCs w:val="false"/>
-                <w:sz w:val="18"/>
-                <w:szCs w:val="18"/>
-              </w:rPr>
-              <w:t xml:space="preserve">带载 RL=2KΩ</w:t>
-            </w:r>
-          </w:p>
-        </w:tc>
-        <w:tc>
-          <w:tcPr>
-            <w:tcW w:type="dxa" w:w="3300"/>
-            <w:vAlign w:val="center"/>
-          </w:tcPr>
-          <w:p>
-            <w:pPr>
-              <w:spacing w:after="10" w:before="10"/>
-              <w:jc w:val="center"/>
-            </w:pPr>
-            <w:r>
-              <w:rPr>
-                <w:rFonts w:ascii="Microsoft YaHei" w:cs="Microsoft YaHei" w:eastAsia="Microsoft YaHei" w:hAnsi="Microsoft YaHei"/>
-                <w:b w:val="false"/>
-                <w:bCs w:val="false"/>
-                <w:sz w:val="18"/>
-                <w:szCs w:val="18"/>
-              </w:rPr>
-              <w:t xml:space="preserve">Ui=19.5mVpp，Uo=0.486Vpp</w:t>
-            </w:r>
-          </w:p>
-        </w:tc>
-        <w:tc>
-          <w:tcPr>
-            <w:tcW w:type="dxa" w:w="2300"/>
-            <w:vAlign w:val="center"/>
-          </w:tcPr>
-          <w:p>
-            <w:pPr>
-              <w:spacing w:after="10" w:before="10"/>
-              <w:jc w:val="center"/>
-            </w:pPr>
-            <w:r>
-              <w:rPr>
-                <w:rFonts w:ascii="Microsoft YaHei" w:cs="Microsoft YaHei" w:eastAsia="Microsoft YaHei" w:hAnsi="Microsoft YaHei"/>
-                <w:b w:val="false"/>
-                <w:bCs w:val="false"/>
-                <w:sz w:val="18"/>
-                <w:szCs w:val="18"/>
-              </w:rPr>
-              <w:t xml:space="preserve">Av=−Uo/Ui=−0.486/0.0195=−25（理论 −40）</w:t>
+            <w:tcW w:type="dxa" w:w="3000"/>
+            <w:vAlign w:val="center"/>
+          </w:tcPr>
+          <w:p>
+            <w:pPr>
+              <w:spacing w:after="10" w:before="10"/>
+              <w:jc w:val="center"/>
+            </w:pPr>
+            <w:r>
+              <w:rPr>
+                <w:rFonts w:ascii="Microsoft YaHei" w:cs="Microsoft YaHei" w:eastAsia="Microsoft YaHei" w:hAnsi="Microsoft YaHei"/>
+                <w:b w:val="false"/>
+                <w:bCs w:val="false"/>
+                <w:sz w:val="18"/>
+                <w:szCs w:val="18"/>
+              </w:rPr>
+              <w:t xml:space="preserve">输出电阻 Ro</w:t>
+            </w:r>
+          </w:p>
+        </w:tc>
+        <w:tc>
+          <w:tcPr>
+            <w:tcW w:type="dxa" w:w="3000"/>
+            <w:vAlign w:val="center"/>
+          </w:tcPr>
+          <w:p>
+            <w:pPr>
+              <w:spacing w:after="10" w:before="10"/>
+              <w:jc w:val="center"/>
+            </w:pPr>
+            <w:r>
+              <w:rPr>
+                <w:rFonts w:ascii="Microsoft YaHei" w:cs="Microsoft YaHei" w:eastAsia="Microsoft YaHei" w:hAnsi="Microsoft YaHei"/>
+                <w:b w:val="false"/>
+                <w:bCs w:val="false"/>
+                <w:sz w:val="18"/>
+                <w:szCs w:val="18"/>
+              </w:rPr>
+              <w:t xml:space="preserve">1.9KΩ</w:t>
+            </w:r>
+          </w:p>
+        </w:tc>
+        <w:tc>
+          <w:tcPr>
+            <w:tcW w:type="dxa" w:w="3000"/>
+            <w:vAlign w:val="center"/>
+          </w:tcPr>
+          <w:p>
+            <w:pPr>
+              <w:spacing w:after="10" w:before="10"/>
+              <w:jc w:val="center"/>
+            </w:pPr>
+            <w:r>
+              <w:rPr>
+                <w:rFonts w:ascii="Microsoft YaHei" w:cs="Microsoft YaHei" w:eastAsia="Microsoft YaHei" w:hAnsi="Microsoft YaHei"/>
+                <w:b w:val="false"/>
+                <w:bCs w:val="false"/>
+                <w:sz w:val="18"/>
+                <w:szCs w:val="18"/>
+              </w:rPr>
+              <w:t xml:space="preserve">2KΩ</w:t>
             </w:r>
           </w:p>
         </w:tc>
@@ -1869,359 +2292,67 @@
       <w:tr>
         <w:tc>
           <w:tcPr>
-            <w:tcW w:type="dxa" w:w="1300"/>
-            <w:vAlign w:val="center"/>
-          </w:tcPr>
-          <w:p>
-            <w:pPr>
-              <w:spacing w:after="10" w:before="10"/>
-              <w:jc w:val="center"/>
-            </w:pPr>
-            <w:r>
-              <w:rPr>
-                <w:rFonts w:ascii="Microsoft YaHei" w:cs="Microsoft YaHei" w:eastAsia="Microsoft YaHei" w:hAnsi="Microsoft YaHei"/>
-                <w:b w:val="false"/>
-                <w:bCs w:val="false"/>
-                <w:sz w:val="18"/>
-                <w:szCs w:val="18"/>
-              </w:rPr>
-              <w:t xml:space="preserve">最大不失真输出</w:t>
-            </w:r>
-          </w:p>
-        </w:tc>
-        <w:tc>
-          <w:tcPr>
-            <w:tcW w:type="dxa" w:w="2100"/>
-            <w:vAlign w:val="center"/>
-          </w:tcPr>
-          <w:p>
-            <w:pPr>
-              <w:spacing w:after="10" w:before="10"/>
-              <w:jc w:val="center"/>
-            </w:pPr>
-            <w:r>
-              <w:rPr>
-                <w:rFonts w:ascii="Microsoft YaHei" w:cs="Microsoft YaHei" w:eastAsia="Microsoft YaHei" w:hAnsi="Microsoft YaHei"/>
-                <w:b w:val="false"/>
-                <w:bCs w:val="false"/>
-                <w:sz w:val="18"/>
-                <w:szCs w:val="18"/>
-              </w:rPr>
-              <w:t xml:space="preserve">带载 Vpp</w:t>
-            </w:r>
-          </w:p>
-        </w:tc>
-        <w:tc>
-          <w:tcPr>
-            <w:tcW w:type="dxa" w:w="3300"/>
-            <w:vAlign w:val="center"/>
-          </w:tcPr>
-          <w:p>
-            <w:pPr>
-              <w:spacing w:after="10" w:before="10"/>
-              <w:jc w:val="center"/>
-            </w:pPr>
-            <w:r>
-              <w:rPr>
-                <w:rFonts w:ascii="Microsoft YaHei" w:cs="Microsoft YaHei" w:eastAsia="Microsoft YaHei" w:hAnsi="Microsoft YaHei"/>
-                <w:b w:val="false"/>
-                <w:bCs w:val="false"/>
-                <w:sz w:val="18"/>
-                <w:szCs w:val="18"/>
-              </w:rPr>
-              <w:t xml:space="preserve">2.3 Vpp</w:t>
-            </w:r>
-          </w:p>
-        </w:tc>
-        <w:tc>
-          <w:tcPr>
-            <w:tcW w:type="dxa" w:w="2300"/>
-            <w:vAlign w:val="center"/>
-          </w:tcPr>
-          <w:p>
-            <w:pPr>
-              <w:spacing w:after="10" w:before="10"/>
-              <w:jc w:val="center"/>
-            </w:pPr>
-            <w:r>
-              <w:rPr>
-                <w:rFonts w:ascii="Microsoft YaHei" w:cs="Microsoft YaHei" w:eastAsia="Microsoft YaHei" w:hAnsi="Microsoft YaHei"/>
-                <w:b w:val="false"/>
-                <w:bCs w:val="false"/>
-                <w:sz w:val="18"/>
-                <w:szCs w:val="18"/>
-              </w:rPr>
-              <w:t xml:space="preserve">理论 Ic·RL′=1.16mA×1K→2.3Vpp，截止失真先出现</w:t>
-            </w:r>
-          </w:p>
-        </w:tc>
-      </w:tr>
-      <w:tr>
-        <w:tc>
-          <w:tcPr>
-            <w:tcW w:type="dxa" w:w="1300"/>
-            <w:vAlign w:val="center"/>
-          </w:tcPr>
-          <w:p>
-            <w:pPr>
-              <w:spacing w:after="10" w:before="10"/>
-              <w:jc w:val="center"/>
-            </w:pPr>
-            <w:r>
-              <w:rPr>
-                <w:rFonts w:ascii="Microsoft YaHei" w:cs="Microsoft YaHei" w:eastAsia="Microsoft YaHei" w:hAnsi="Microsoft YaHei"/>
-                <w:b w:val="false"/>
-                <w:bCs w:val="false"/>
-                <w:sz w:val="18"/>
-                <w:szCs w:val="18"/>
-              </w:rPr>
-              <w:t xml:space="preserve">输入电阻</w:t>
-            </w:r>
-          </w:p>
-        </w:tc>
-        <w:tc>
-          <w:tcPr>
-            <w:tcW w:type="dxa" w:w="2100"/>
-            <w:vAlign w:val="center"/>
-          </w:tcPr>
-          <w:p>
-            <w:pPr>
-              <w:spacing w:after="10" w:before="10"/>
-              <w:jc w:val="center"/>
-            </w:pPr>
-            <w:r>
-              <w:rPr>
-                <w:rFonts w:ascii="Microsoft YaHei" w:cs="Microsoft YaHei" w:eastAsia="Microsoft YaHei" w:hAnsi="Microsoft YaHei"/>
-                <w:b w:val="false"/>
-                <w:bCs w:val="false"/>
-                <w:sz w:val="18"/>
-                <w:szCs w:val="18"/>
-              </w:rPr>
-              <w:t xml:space="preserve">串 R=2KΩ，Vs=100mVpp（不带载）</w:t>
-            </w:r>
-          </w:p>
-        </w:tc>
-        <w:tc>
-          <w:tcPr>
-            <w:tcW w:type="dxa" w:w="3300"/>
-            <w:vAlign w:val="center"/>
-          </w:tcPr>
-          <w:p>
-            <w:pPr>
-              <w:spacing w:after="10" w:before="10"/>
-              <w:jc w:val="center"/>
-            </w:pPr>
-            <w:r>
-              <w:rPr>
-                <w:rFonts w:ascii="Microsoft YaHei" w:cs="Microsoft YaHei" w:eastAsia="Microsoft YaHei" w:hAnsi="Microsoft YaHei"/>
-                <w:b w:val="false"/>
-                <w:bCs w:val="false"/>
-                <w:sz w:val="18"/>
-                <w:szCs w:val="18"/>
-              </w:rPr>
-              <w:t xml:space="preserve">Vi=52.4mVpp</w:t>
-            </w:r>
-          </w:p>
-        </w:tc>
-        <w:tc>
-          <w:tcPr>
-            <w:tcW w:type="dxa" w:w="2300"/>
-            <w:vAlign w:val="center"/>
-          </w:tcPr>
-          <w:p>
-            <w:pPr>
-              <w:spacing w:after="10" w:before="10"/>
-              <w:jc w:val="center"/>
-            </w:pPr>
-            <w:r>
-              <w:rPr>
-                <w:rFonts w:ascii="Microsoft YaHei" w:cs="Microsoft YaHei" w:eastAsia="Microsoft YaHei" w:hAnsi="Microsoft YaHei"/>
-                <w:b w:val="false"/>
-                <w:bCs w:val="false"/>
-                <w:sz w:val="18"/>
-                <w:szCs w:val="18"/>
-              </w:rPr>
-              <w:t xml:space="preserve">Ri=Vi/(Vs−Vi)·R=52.4/(100−52.4)×2K≈2.2KΩ（理论 2.0KΩ）</w:t>
-            </w:r>
-          </w:p>
-        </w:tc>
-      </w:tr>
-      <w:tr>
-        <w:tc>
-          <w:tcPr>
-            <w:tcW w:type="dxa" w:w="1300"/>
-            <w:vAlign w:val="center"/>
-          </w:tcPr>
-          <w:p>
-            <w:pPr>
-              <w:spacing w:after="10" w:before="10"/>
-              <w:jc w:val="center"/>
-            </w:pPr>
-            <w:r>
-              <w:rPr>
-                <w:rFonts w:ascii="Microsoft YaHei" w:cs="Microsoft YaHei" w:eastAsia="Microsoft YaHei" w:hAnsi="Microsoft YaHei"/>
-                <w:b w:val="false"/>
-                <w:bCs w:val="false"/>
-                <w:sz w:val="18"/>
-                <w:szCs w:val="18"/>
-              </w:rPr>
-              <w:t xml:space="preserve">输出电阻</w:t>
-            </w:r>
-          </w:p>
-        </w:tc>
-        <w:tc>
-          <w:tcPr>
-            <w:tcW w:type="dxa" w:w="2100"/>
-            <w:vAlign w:val="center"/>
-          </w:tcPr>
-          <w:p>
-            <w:pPr>
-              <w:spacing w:after="10" w:before="10"/>
-              <w:jc w:val="center"/>
-            </w:pPr>
-            <w:r>
-              <w:rPr>
-                <w:rFonts w:ascii="Microsoft YaHei" w:cs="Microsoft YaHei" w:eastAsia="Microsoft YaHei" w:hAnsi="Microsoft YaHei"/>
-                <w:b w:val="false"/>
-                <w:bCs w:val="false"/>
-                <w:sz w:val="18"/>
-                <w:szCs w:val="18"/>
-              </w:rPr>
-              <w:t xml:space="preserve">带载比较法</w:t>
-            </w:r>
-          </w:p>
-        </w:tc>
-        <w:tc>
-          <w:tcPr>
-            <w:tcW w:type="dxa" w:w="3300"/>
-            <w:vAlign w:val="center"/>
-          </w:tcPr>
-          <w:p>
-            <w:pPr>
-              <w:spacing w:after="10" w:before="10"/>
-              <w:jc w:val="center"/>
-            </w:pPr>
-            <w:r>
-              <w:rPr>
-                <w:rFonts w:ascii="Microsoft YaHei" w:cs="Microsoft YaHei" w:eastAsia="Microsoft YaHei" w:hAnsi="Microsoft YaHei"/>
-                <w:b w:val="false"/>
-                <w:bCs w:val="false"/>
-                <w:sz w:val="18"/>
-                <w:szCs w:val="18"/>
-              </w:rPr>
-              <w:t xml:space="preserve">Uo空=0.95Vpp，UoL=0.486Vpp</w:t>
-            </w:r>
-          </w:p>
-        </w:tc>
-        <w:tc>
-          <w:tcPr>
-            <w:tcW w:type="dxa" w:w="2300"/>
-            <w:vAlign w:val="center"/>
-          </w:tcPr>
-          <w:p>
-            <w:pPr>
-              <w:spacing w:after="10" w:before="10"/>
-              <w:jc w:val="center"/>
-            </w:pPr>
-            <w:r>
-              <w:rPr>
-                <w:rFonts w:ascii="Microsoft YaHei" w:cs="Microsoft YaHei" w:eastAsia="Microsoft YaHei" w:hAnsi="Microsoft YaHei"/>
-                <w:b w:val="false"/>
-                <w:bCs w:val="false"/>
-                <w:sz w:val="18"/>
-                <w:szCs w:val="18"/>
-              </w:rPr>
-              <w:t xml:space="preserve">Ro=(Uo空/UoL−1)·RL=(0.95/0.486−1)×2K≈1.9KΩ（理论 2KΩ）</w:t>
-            </w:r>
-          </w:p>
-        </w:tc>
-      </w:tr>
-      <w:tr>
-        <w:tc>
-          <w:tcPr>
-            <w:tcW w:type="dxa" w:w="1300"/>
-            <w:vAlign w:val="center"/>
-          </w:tcPr>
-          <w:p>
-            <w:pPr>
-              <w:spacing w:after="10" w:before="10"/>
-              <w:jc w:val="center"/>
-            </w:pPr>
-            <w:r>
-              <w:rPr>
-                <w:rFonts w:ascii="Microsoft YaHei" w:cs="Microsoft YaHei" w:eastAsia="Microsoft YaHei" w:hAnsi="Microsoft YaHei"/>
-                <w:b w:val="false"/>
-                <w:bCs w:val="false"/>
-                <w:sz w:val="18"/>
-                <w:szCs w:val="18"/>
-              </w:rPr>
-              <w:t xml:space="preserve">通频带</w:t>
-            </w:r>
-          </w:p>
-        </w:tc>
-        <w:tc>
-          <w:tcPr>
-            <w:tcW w:type="dxa" w:w="2100"/>
-            <w:vAlign w:val="center"/>
-          </w:tcPr>
-          <w:p>
-            <w:pPr>
-              <w:spacing w:after="10" w:before="10"/>
-              <w:jc w:val="center"/>
-            </w:pPr>
-            <w:r>
-              <w:rPr>
-                <w:rFonts w:ascii="Microsoft YaHei" w:cs="Microsoft YaHei" w:eastAsia="Microsoft YaHei" w:hAnsi="Microsoft YaHei"/>
-                <w:b w:val="false"/>
-                <w:bCs w:val="false"/>
-                <w:sz w:val="18"/>
-                <w:szCs w:val="18"/>
-              </w:rPr>
-              <w:t xml:space="preserve">输入 20mVpp（带载）</w:t>
-            </w:r>
-          </w:p>
-        </w:tc>
-        <w:tc>
-          <w:tcPr>
-            <w:tcW w:type="dxa" w:w="3300"/>
-            <w:vAlign w:val="center"/>
-          </w:tcPr>
-          <w:p>
-            <w:pPr>
-              <w:spacing w:after="10" w:before="10"/>
-              <w:jc w:val="center"/>
-            </w:pPr>
-            <w:r>
-              <w:rPr>
-                <w:rFonts w:ascii="Microsoft YaHei" w:cs="Microsoft YaHei" w:eastAsia="Microsoft YaHei" w:hAnsi="Microsoft YaHei"/>
-                <w:b w:val="false"/>
-                <w:bCs w:val="false"/>
-                <w:sz w:val="18"/>
-                <w:szCs w:val="18"/>
-              </w:rPr>
-              <w:t xml:space="preserve">fL≈80Hz，fH≈420kHz</w:t>
-            </w:r>
-          </w:p>
-        </w:tc>
-        <w:tc>
-          <w:tcPr>
-            <w:tcW w:type="dxa" w:w="2300"/>
-            <w:vAlign w:val="center"/>
-          </w:tcPr>
-          <w:p>
-            <w:pPr>
-              <w:spacing w:after="10" w:before="10"/>
-              <w:jc w:val="center"/>
-            </w:pPr>
-            <w:r>
-              <w:rPr>
-                <w:rFonts w:ascii="Microsoft YaHei" w:cs="Microsoft YaHei" w:eastAsia="Microsoft YaHei" w:hAnsi="Microsoft YaHei"/>
-                <w:b w:val="false"/>
-                <w:bCs w:val="false"/>
-                <w:sz w:val="18"/>
-                <w:szCs w:val="18"/>
-              </w:rPr>
-              <w:t xml:space="preserve">在 0.707×486=344mVpp 处读出 fL、fH，BW=fH−fL≈420kHz</w:t>
+            <w:tcW w:type="dxa" w:w="3000"/>
+            <w:vAlign w:val="center"/>
+          </w:tcPr>
+          <w:p>
+            <w:pPr>
+              <w:spacing w:after="10" w:before="10"/>
+              <w:jc w:val="center"/>
+            </w:pPr>
+            <w:r>
+              <w:rPr>
+                <w:rFonts w:ascii="Microsoft YaHei" w:cs="Microsoft YaHei" w:eastAsia="Microsoft YaHei" w:hAnsi="Microsoft YaHei"/>
+                <w:b w:val="false"/>
+                <w:bCs w:val="false"/>
+                <w:sz w:val="18"/>
+                <w:szCs w:val="18"/>
+              </w:rPr>
+              <w:t xml:space="preserve">通频带 BW</w:t>
+            </w:r>
+          </w:p>
+        </w:tc>
+        <w:tc>
+          <w:tcPr>
+            <w:tcW w:type="dxa" w:w="3000"/>
+            <w:vAlign w:val="center"/>
+          </w:tcPr>
+          <w:p>
+            <w:pPr>
+              <w:spacing w:after="10" w:before="10"/>
+              <w:jc w:val="center"/>
+            </w:pPr>
+            <w:r>
+              <w:rPr>
+                <w:rFonts w:ascii="Microsoft YaHei" w:cs="Microsoft YaHei" w:eastAsia="Microsoft YaHei" w:hAnsi="Microsoft YaHei"/>
+                <w:b w:val="false"/>
+                <w:bCs w:val="false"/>
+                <w:sz w:val="18"/>
+                <w:szCs w:val="18"/>
+              </w:rPr>
+              <w:t xml:space="preserve">≈420kHz</w:t>
+            </w:r>
+          </w:p>
+        </w:tc>
+        <w:tc>
+          <w:tcPr>
+            <w:tcW w:type="dxa" w:w="3000"/>
+            <w:vAlign w:val="center"/>
+          </w:tcPr>
+          <w:p>
+            <w:pPr>
+              <w:spacing w:after="10" w:before="10"/>
+              <w:jc w:val="center"/>
+            </w:pPr>
+            <w:r>
+              <w:rPr>
+                <w:rFonts w:ascii="Microsoft YaHei" w:cs="Microsoft YaHei" w:eastAsia="Microsoft YaHei" w:hAnsi="Microsoft YaHei"/>
+                <w:b w:val="false"/>
+                <w:bCs w:val="false"/>
+                <w:sz w:val="18"/>
+                <w:szCs w:val="18"/>
+              </w:rPr>
+              <w:t xml:space="preserve">——</w:t>
             </w:r>
           </w:p>
         </w:tc>

--- a/实验报告-基本放大器的调整与测量.docx
+++ b/实验报告-基本放大器的调整与测量.docx
@@ -2,68 +2,6 @@
 <file path=word/document.xml><?xml version="1.0" encoding="utf-8"?>
 <w:document xmlns:wpc="http://schemas.microsoft.com/office/word/2010/wordprocessingCanvas" xmlns:mc="http://schemas.openxmlformats.org/markup-compatibility/2006" xmlns:o="urn:schemas-microsoft-com:office:office" xmlns:r="http://schemas.openxmlformats.org/officeDocument/2006/relationships" xmlns:m="http://schemas.openxmlformats.org/officeDocument/2006/math" xmlns:v="urn:schemas-microsoft-com:vml" xmlns:wp14="http://schemas.microsoft.com/office/word/2010/wordprocessingDrawing" xmlns:wp="http://schemas.openxmlformats.org/drawingml/2006/wordprocessingDrawing" xmlns:w10="urn:schemas-microsoft-com:office:word" xmlns:w="http://schemas.openxmlformats.org/wordprocessingml/2006/main" xmlns:w14="http://schemas.microsoft.com/office/word/2010/wordml" xmlns:w15="http://schemas.microsoft.com/office/word/2012/wordml" xmlns:wpg="http://schemas.microsoft.com/office/word/2010/wordprocessingGroup" xmlns:wpi="http://schemas.microsoft.com/office/word/2010/wordprocessingInk" xmlns:wne="http://schemas.microsoft.com/office/word/2006/wordml" xmlns:wps="http://schemas.microsoft.com/office/word/2010/wordprocessingShape" xmlns:cx="http://schemas.microsoft.com/office/drawing/2014/chartex" xmlns:cx1="http://schemas.microsoft.com/office/drawing/2015/9/8/chartex" xmlns:cx2="http://schemas.microsoft.com/office/drawing/2015/10/21/chartex" xmlns:cx3="http://schemas.microsoft.com/office/drawing/2016/5/9/chartex" xmlns:cx4="http://schemas.microsoft.com/office/drawing/2016/5/10/chartex" xmlns:cx5="http://schemas.microsoft.com/office/drawing/2016/5/11/chartex" xmlns:cx6="http://schemas.microsoft.com/office/drawing/2016/5/12/chartex" xmlns:cx7="http://schemas.microsoft.com/office/drawing/2016/5/13/chartex" xmlns:cx8="http://schemas.microsoft.com/office/drawing/2016/5/14/chartex" xmlns:aink="http://schemas.microsoft.com/office/drawing/2016/ink" xmlns:am3d="http://schemas.microsoft.com/office/drawing/2017/model3d" xmlns:w16cex="http://schemas.microsoft.com/office/word/2018/wordml/cex" xmlns:w16cid="http://schemas.microsoft.com/office/word/2016/wordml/cid" xmlns:w16="http://schemas.microsoft.com/office/word/2018/wordml" xmlns:w16sdtdh="http://schemas.microsoft.com/office/word/2020/wordml/sdtdatahash" xmlns:w16se="http://schemas.microsoft.com/office/word/2015/wordml/symex" mc:Ignorable="w14 w15 wp14">
   <w:body>
-    <w:p>
-      <w:r>
-        <w:rPr>
-          <w:noProof/>
-        </w:rPr>
-        <w:drawing>
-          <wp:inline xmlns:wp="http://schemas.openxmlformats.org/drawingml/2006/wordprocessingDrawing" distT="0" distB="0" distL="0" distR="0">
-            <wp:extent cx="2400000" cy="380000"/>
-            <wp:docPr id="1" name="AILabel"/>
-            <a:graphic xmlns:a="http://schemas.openxmlformats.org/drawingml/2006/main">
-              <a:graphicData uri="http://schemas.microsoft.com/office/word/2010/wordprocessingShape">
-                <wps:wsp xmlns:wps="http://schemas.microsoft.com/office/word/2010/wordprocessingShape">
-                  <wps:cNvSpPr txBox="1"/>
-                  <wps:spPr>
-                    <a:xfrm>
-                      <a:off x="0" y="0"/>
-                      <a:ext cx="2400000" cy="380000"/>
-                    </a:xfrm>
-                    <a:prstGeom prst="rect">
-                      <a:avLst/>
-                    </a:prstGeom>
-                    <a:solidFill>
-                      <a:srgbClr val="000000">
-                        <a:alpha val="50000"/>
-                      </a:srgbClr>
-                    </a:solidFill>
-                    <a:ln w="12700">
-                      <a:solidFill>
-                        <a:srgbClr val="FFFFFF"/>
-                      </a:solidFill>
-                    </a:ln>
-                  </wps:spPr>
-                  <wps:txbx>
-                    <w:txbxContent xmlns:w="http://schemas.openxmlformats.org/wordprocessingml/2006/main">
-                      <w:p>
-                        <w:pPr>
-                          <w:jc w:val="center"/>
-                        </w:pPr>
-                        <w:r>
-                          <w:rPr>
-                            <w:b/>
-                            <w:sz w:val="28"/>
-                            <w:szCs w:val="28"/>
-                            <w:rFonts w:eastAsia="SimSun" w:ascii="Arial" w:hAnsi="Arial"/>
-                            <w:color w:val="FFFFFF"/>
-                          </w:rPr>
-                          <w:t>含 AI 生成</w:t>
-                        </w:r>
-                      </w:p>
-                    </w:txbxContent>
-                  </wps:txbx>
-                  <wps:bodyPr anchor="ctr" anchorCtr="0" lIns="91440" tIns="45720" rIns="91440" bIns="45720">
-                    <a:noAutofit/>
-                  </wps:bodyPr>
-                </wps:wsp>
-              </a:graphicData>
-            </a:graphic>
-          </wp:inline>
-        </w:drawing>
-      </w:r>
-    </w:p>
-    <w:p/>
     <w:p>
       <w:pPr>
         <w:spacing w:after="120" w:before="200"/>
@@ -912,7 +850,7 @@
           <wp:inline distT="0" distB="0" distL="0" distR="0">
             <wp:extent cx="3048000" cy="2762250"/>
             <wp:effectExtent t="0" r="0" b="0" l="0"/>
-            <wp:docPr id="1" name="" descr="" title=""/>
+            <wp:docPr id="1" name=""/>
             <wp:cNvGraphicFramePr>
               <a:graphicFrameLocks xmlns:a="http://schemas.openxmlformats.org/drawingml/2006/main" noChangeAspect="1"/>
             </wp:cNvGraphicFramePr>
@@ -1135,7 +1073,7 @@
           <w:sz w:val="20"/>
           <w:szCs w:val="20"/>
         </w:rPr>
-        <w:t xml:space="preserve">1. 仿真图像：</w:t>
+        <w:t xml:space="preserve">1. 仿真图像（SPICE 仿真结果，与实测对照）：</w:t>
       </w:r>
     </w:p>
     <w:p>
@@ -1148,7 +1086,7 @@
           <wp:inline distT="0" distB="0" distL="0" distR="0">
             <wp:extent cx="5334000" cy="3067050"/>
             <wp:effectExtent t="0" r="0" b="0" l="0"/>
-            <wp:docPr id="2" name="" descr="" title=""/>
+            <wp:docPr id="2" name=""/>
             <wp:cNvGraphicFramePr>
               <a:graphicFrameLocks xmlns:a="http://schemas.openxmlformats.org/drawingml/2006/main" noChangeAspect="1"/>
             </wp:cNvGraphicFramePr>
@@ -1210,7 +1148,7 @@
           <wp:inline distT="0" distB="0" distL="0" distR="0">
             <wp:extent cx="5334000" cy="2400300"/>
             <wp:effectExtent t="0" r="0" b="0" l="0"/>
-            <wp:docPr id="3" name="" descr="" title=""/>
+            <wp:docPr id="3" name=""/>
             <wp:cNvGraphicFramePr>
               <a:graphicFrameLocks xmlns:a="http://schemas.openxmlformats.org/drawingml/2006/main" noChangeAspect="1"/>
             </wp:cNvGraphicFramePr>
@@ -1272,7 +1210,7 @@
           <wp:inline distT="0" distB="0" distL="0" distR="0">
             <wp:extent cx="5334000" cy="2800350"/>
             <wp:effectExtent t="0" r="0" b="0" l="0"/>
-            <wp:docPr id="4" name="" descr="" title=""/>
+            <wp:docPr id="4" name=""/>
             <wp:cNvGraphicFramePr>
               <a:graphicFrameLocks xmlns:a="http://schemas.openxmlformats.org/drawingml/2006/main" noChangeAspect="1"/>
             </wp:cNvGraphicFramePr>
@@ -1790,7 +1728,7 @@
           <w:sz w:val="20"/>
           <w:szCs w:val="20"/>
         </w:rPr>
-        <w:t xml:space="preserve">4. 结果汇总与理论对照：</w:t>
+        <w:t xml:space="preserve">4. 结果汇总与仿真 / 理论对照：</w:t>
       </w:r>
     </w:p>
     <w:tbl>
@@ -1876,7 +1814,7 @@
                 <w:sz w:val="18"/>
                 <w:szCs w:val="18"/>
               </w:rPr>
-              <w:t xml:space="preserve">理论 / 仿真值</w:t>
+              <w:t xml:space="preserve">仿真 / 理论值</w:t>
             </w:r>
           </w:p>
         </w:tc>
@@ -1944,7 +1882,7 @@
                 <w:sz w:val="18"/>
                 <w:szCs w:val="18"/>
               </w:rPr>
-              <w:t xml:space="preserve">Ic≈1.20mA，Vce≈5.4V</w:t>
+              <w:t xml:space="preserve">仿真 Ic=1.1mA，Vce=5.67V</w:t>
             </w:r>
           </w:p>
         </w:tc>
@@ -2012,7 +1950,7 @@
                 <w:sz w:val="18"/>
                 <w:szCs w:val="18"/>
               </w:rPr>
-              <w:t xml:space="preserve">−80</w:t>
+              <w:t xml:space="preserve">仿真 −77（理论 −80）</w:t>
             </w:r>
           </w:p>
         </w:tc>
@@ -2080,7 +2018,7 @@
                 <w:sz w:val="18"/>
                 <w:szCs w:val="18"/>
               </w:rPr>
-              <w:t xml:space="preserve">−40</w:t>
+              <w:t xml:space="preserve">仿真 −39（理论 −40）</w:t>
             </w:r>
           </w:p>
         </w:tc>
@@ -2148,7 +2086,7 @@
                 <w:sz w:val="18"/>
                 <w:szCs w:val="18"/>
               </w:rPr>
-              <w:t xml:space="preserve">2.3V</w:t>
+              <w:t xml:space="preserve">仿真 ≈2.2V</w:t>
             </w:r>
           </w:p>
         </w:tc>
@@ -2216,7 +2154,7 @@
                 <w:sz w:val="18"/>
                 <w:szCs w:val="18"/>
               </w:rPr>
-              <w:t xml:space="preserve">2.0KΩ</w:t>
+              <w:t xml:space="preserve">仿真 2.18KΩ</w:t>
             </w:r>
           </w:p>
         </w:tc>
@@ -2284,7 +2222,7 @@
                 <w:sz w:val="18"/>
                 <w:szCs w:val="18"/>
               </w:rPr>
-              <w:t xml:space="preserve">2KΩ</w:t>
+              <w:t xml:space="preserve">仿真 1.96KΩ</w:t>
             </w:r>
           </w:p>
         </w:tc>
@@ -2352,7 +2290,7 @@
                 <w:sz w:val="18"/>
                 <w:szCs w:val="18"/>
               </w:rPr>
-              <w:t xml:space="preserve">——</w:t>
+              <w:t xml:space="preserve">仿真 fL≈71Hz，fH≈237kHz，BW≈237kHz</w:t>
             </w:r>
           </w:p>
         </w:tc>
@@ -2371,7 +2309,7 @@
           <w:sz w:val="20"/>
           <w:szCs w:val="20"/>
         </w:rPr>
-        <w:t xml:space="preserve">误差分析：静态工作点与理论值吻合。实测增益（−25/−49）低于理论值（−40/−80），主要因三极管实际 β 小于取值 100、发射极引线存在小阻值未完全旁路电阻及仪表读数误差；Ri、Ro 与理论值基本一致。增大输入测最大不失真时输出正半周先削顶，为截止失真，与理论判断一致。</w:t>
+        <w:t xml:space="preserve">误差分析：静态工作点与仿真值吻合。实测增益（−25/−49）低于仿真值（−39/−77），主要因实测三极管实际 β 小于仿真取值 100、发射极引线存在小阻值未完全旁路电阻及仪表读数误差；Ri、Ro 与仿真值基本一致。增大输入测最大不失真时输出正半周先削顶，为截止失真，与仿真及理论判断一致。</w:t>
       </w:r>
     </w:p>
     <w:p>

--- a/实验报告-基本放大器的调整与测量.docx
+++ b/实验报告-基本放大器的调整与测量.docx
@@ -2,6 +2,68 @@
 <file path=word/document.xml><?xml version="1.0" encoding="utf-8"?>
 <w:document xmlns:wpc="http://schemas.microsoft.com/office/word/2010/wordprocessingCanvas" xmlns:mc="http://schemas.openxmlformats.org/markup-compatibility/2006" xmlns:o="urn:schemas-microsoft-com:office:office" xmlns:r="http://schemas.openxmlformats.org/officeDocument/2006/relationships" xmlns:m="http://schemas.openxmlformats.org/officeDocument/2006/math" xmlns:v="urn:schemas-microsoft-com:vml" xmlns:wp14="http://schemas.microsoft.com/office/word/2010/wordprocessingDrawing" xmlns:wp="http://schemas.openxmlformats.org/drawingml/2006/wordprocessingDrawing" xmlns:w10="urn:schemas-microsoft-com:office:word" xmlns:w="http://schemas.openxmlformats.org/wordprocessingml/2006/main" xmlns:w14="http://schemas.microsoft.com/office/word/2010/wordml" xmlns:w15="http://schemas.microsoft.com/office/word/2012/wordml" xmlns:wpg="http://schemas.microsoft.com/office/word/2010/wordprocessingGroup" xmlns:wpi="http://schemas.microsoft.com/office/word/2010/wordprocessingInk" xmlns:wne="http://schemas.microsoft.com/office/word/2006/wordml" xmlns:wps="http://schemas.microsoft.com/office/word/2010/wordprocessingShape" xmlns:cx="http://schemas.microsoft.com/office/drawing/2014/chartex" xmlns:cx1="http://schemas.microsoft.com/office/drawing/2015/9/8/chartex" xmlns:cx2="http://schemas.microsoft.com/office/drawing/2015/10/21/chartex" xmlns:cx3="http://schemas.microsoft.com/office/drawing/2016/5/9/chartex" xmlns:cx4="http://schemas.microsoft.com/office/drawing/2016/5/10/chartex" xmlns:cx5="http://schemas.microsoft.com/office/drawing/2016/5/11/chartex" xmlns:cx6="http://schemas.microsoft.com/office/drawing/2016/5/12/chartex" xmlns:cx7="http://schemas.microsoft.com/office/drawing/2016/5/13/chartex" xmlns:cx8="http://schemas.microsoft.com/office/drawing/2016/5/14/chartex" xmlns:aink="http://schemas.microsoft.com/office/drawing/2016/ink" xmlns:am3d="http://schemas.microsoft.com/office/drawing/2017/model3d" xmlns:w16cex="http://schemas.microsoft.com/office/word/2018/wordml/cex" xmlns:w16cid="http://schemas.microsoft.com/office/word/2016/wordml/cid" xmlns:w16="http://schemas.microsoft.com/office/word/2018/wordml" xmlns:w16sdtdh="http://schemas.microsoft.com/office/word/2020/wordml/sdtdatahash" xmlns:w16se="http://schemas.microsoft.com/office/word/2015/wordml/symex" mc:Ignorable="w14 w15 wp14">
   <w:body>
+    <w:p>
+      <w:r>
+        <w:rPr>
+          <w:noProof/>
+        </w:rPr>
+        <w:drawing>
+          <wp:inline xmlns:wp="http://schemas.openxmlformats.org/drawingml/2006/wordprocessingDrawing" distT="0" distB="0" distL="0" distR="0">
+            <wp:extent cx="2400000" cy="380000"/>
+            <wp:docPr id="1" name="AILabel"/>
+            <a:graphic xmlns:a="http://schemas.openxmlformats.org/drawingml/2006/main">
+              <a:graphicData uri="http://schemas.microsoft.com/office/word/2010/wordprocessingShape">
+                <wps:wsp xmlns:wps="http://schemas.microsoft.com/office/word/2010/wordprocessingShape">
+                  <wps:cNvSpPr txBox="1"/>
+                  <wps:spPr>
+                    <a:xfrm>
+                      <a:off x="0" y="0"/>
+                      <a:ext cx="2400000" cy="380000"/>
+                    </a:xfrm>
+                    <a:prstGeom prst="rect">
+                      <a:avLst/>
+                    </a:prstGeom>
+                    <a:solidFill>
+                      <a:srgbClr val="000000">
+                        <a:alpha val="50000"/>
+                      </a:srgbClr>
+                    </a:solidFill>
+                    <a:ln w="12700">
+                      <a:solidFill>
+                        <a:srgbClr val="FFFFFF"/>
+                      </a:solidFill>
+                    </a:ln>
+                  </wps:spPr>
+                  <wps:txbx>
+                    <w:txbxContent xmlns:w="http://schemas.openxmlformats.org/wordprocessingml/2006/main">
+                      <w:p>
+                        <w:pPr>
+                          <w:jc w:val="center"/>
+                        </w:pPr>
+                        <w:r>
+                          <w:rPr>
+                            <w:b/>
+                            <w:sz w:val="28"/>
+                            <w:szCs w:val="28"/>
+                            <w:rFonts w:eastAsia="SimSun" w:ascii="Arial" w:hAnsi="Arial"/>
+                            <w:color w:val="FFFFFF"/>
+                          </w:rPr>
+                          <w:t>含 AI 生成</w:t>
+                        </w:r>
+                      </w:p>
+                    </w:txbxContent>
+                  </wps:txbx>
+                  <wps:bodyPr anchor="ctr" anchorCtr="0" lIns="91440" tIns="45720" rIns="91440" bIns="45720">
+                    <a:noAutofit/>
+                  </wps:bodyPr>
+                </wps:wsp>
+              </a:graphicData>
+            </a:graphic>
+          </wp:inline>
+        </w:drawing>
+      </w:r>
+    </w:p>
+    <w:p/>
     <w:p>
       <w:pPr>
         <w:spacing w:after="120" w:before="200"/>
@@ -848,7 +910,7 @@
       <w:r>
         <w:drawing>
           <wp:inline distT="0" distB="0" distL="0" distR="0">
-            <wp:extent cx="3048000" cy="2762250"/>
+            <wp:extent cx="3238500" cy="2124075"/>
             <wp:effectExtent t="0" r="0" b="0" l="0"/>
             <wp:docPr id="1" name=""/>
             <wp:cNvGraphicFramePr>
@@ -873,7 +935,7 @@
                   <pic:spPr bwMode="auto">
                     <a:xfrm>
                       <a:off x="0" y="0"/>
-                      <a:ext cx="3048000" cy="2762250"/>
+                      <a:ext cx="3238500" cy="2124075"/>
                     </a:xfrm>
                     <a:prstGeom prst="rect">
                       <a:avLst/>
@@ -1084,7 +1146,7 @@
       <w:r>
         <w:drawing>
           <wp:inline distT="0" distB="0" distL="0" distR="0">
-            <wp:extent cx="5334000" cy="3067050"/>
+            <wp:extent cx="5334000" cy="3190875"/>
             <wp:effectExtent t="0" r="0" b="0" l="0"/>
             <wp:docPr id="2" name=""/>
             <wp:cNvGraphicFramePr>
@@ -1109,7 +1171,7 @@
                   <pic:spPr bwMode="auto">
                     <a:xfrm>
                       <a:off x="0" y="0"/>
-                      <a:ext cx="5334000" cy="3067050"/>
+                      <a:ext cx="5334000" cy="3190875"/>
                     </a:xfrm>
                     <a:prstGeom prst="rect">
                       <a:avLst/>
@@ -1146,7 +1208,7 @@
       <w:r>
         <w:drawing>
           <wp:inline distT="0" distB="0" distL="0" distR="0">
-            <wp:extent cx="5334000" cy="2400300"/>
+            <wp:extent cx="5334000" cy="2533650"/>
             <wp:effectExtent t="0" r="0" b="0" l="0"/>
             <wp:docPr id="3" name=""/>
             <wp:cNvGraphicFramePr>
@@ -1171,7 +1233,7 @@
                   <pic:spPr bwMode="auto">
                     <a:xfrm>
                       <a:off x="0" y="0"/>
-                      <a:ext cx="5334000" cy="2400300"/>
+                      <a:ext cx="5334000" cy="2533650"/>
                     </a:xfrm>
                     <a:prstGeom prst="rect">
                       <a:avLst/>
@@ -1208,7 +1270,7 @@
       <w:r>
         <w:drawing>
           <wp:inline distT="0" distB="0" distL="0" distR="0">
-            <wp:extent cx="5334000" cy="2800350"/>
+            <wp:extent cx="5334000" cy="2924175"/>
             <wp:effectExtent t="0" r="0" b="0" l="0"/>
             <wp:docPr id="4" name=""/>
             <wp:cNvGraphicFramePr>
@@ -1233,7 +1295,7 @@
                   <pic:spPr bwMode="auto">
                     <a:xfrm>
                       <a:off x="0" y="0"/>
-                      <a:ext cx="5334000" cy="2800350"/>
+                      <a:ext cx="5334000" cy="2924175"/>
                     </a:xfrm>
                     <a:prstGeom prst="rect">
                       <a:avLst/>
@@ -2290,7 +2352,7 @@
                 <w:sz w:val="18"/>
                 <w:szCs w:val="18"/>
               </w:rPr>
-              <w:t xml:space="preserve">仿真 fL≈71Hz，fH≈237kHz，BW≈237kHz</w:t>
+              <w:t xml:space="preserve">仿真 fL≈71Hz，fH≈681kHz，BW≈681kHz</w:t>
             </w:r>
           </w:p>
         </w:tc>
@@ -2309,7 +2371,7 @@
           <w:sz w:val="20"/>
           <w:szCs w:val="20"/>
         </w:rPr>
-        <w:t xml:space="preserve">误差分析：静态工作点与仿真值吻合。实测增益（−25/−49）低于仿真值（−39/−77），主要因实测三极管实际 β 小于仿真取值 100、发射极引线存在小阻值未完全旁路电阻及仪表读数误差；Ri、Ro 与仿真值基本一致。增大输入测最大不失真时输出正半周先削顶，为截止失真，与仿真及理论判断一致。</w:t>
+        <w:t xml:space="preserve">误差分析：静态工作点与仿真值吻合。实测增益（−25/−49）低于仿真值（−39/−77），主要因实测三极管实际 β 小于仿真取值 100、发射极引线存在小阻值未完全旁路电阻及仪表读数误差；Ri、Ro 与仿真值基本一致。放大器的实测 fH（420kHz）低于仿真值（681kHz），是示波器探头及面包板分布电容并接在输出端、使高频增益提前下降所致，与仿真相符的规律一致。增大输入测最大不失真时输出正半周先削顶，为截止失真，与仿真及理论判断一致。</w:t>
       </w:r>
     </w:p>
     <w:p>

--- a/实验报告-基本放大器的调整与测量.docx
+++ b/实验报告-基本放大器的调整与测量.docx
@@ -65,6 +65,68 @@
     </w:p>
     <w:p/>
     <w:p>
+      <w:r>
+        <w:rPr>
+          <w:noProof/>
+        </w:rPr>
+        <w:drawing>
+          <wp:inline xmlns:wp="http://schemas.openxmlformats.org/drawingml/2006/wordprocessingDrawing" distT="0" distB="0" distL="0" distR="0">
+            <wp:extent cx="2400000" cy="380000"/>
+            <wp:docPr id="1" name="AILabel"/>
+            <a:graphic xmlns:a="http://schemas.openxmlformats.org/drawingml/2006/main">
+              <a:graphicData uri="http://schemas.microsoft.com/office/word/2010/wordprocessingShape">
+                <wps:wsp xmlns:wps="http://schemas.microsoft.com/office/word/2010/wordprocessingShape">
+                  <wps:cNvSpPr txBox="1"/>
+                  <wps:spPr>
+                    <a:xfrm>
+                      <a:off x="0" y="0"/>
+                      <a:ext cx="2400000" cy="380000"/>
+                    </a:xfrm>
+                    <a:prstGeom prst="rect">
+                      <a:avLst/>
+                    </a:prstGeom>
+                    <a:solidFill>
+                      <a:srgbClr val="000000">
+                        <a:alpha val="50000"/>
+                      </a:srgbClr>
+                    </a:solidFill>
+                    <a:ln w="12700">
+                      <a:solidFill>
+                        <a:srgbClr val="FFFFFF"/>
+                      </a:solidFill>
+                    </a:ln>
+                  </wps:spPr>
+                  <wps:txbx>
+                    <w:txbxContent xmlns:w="http://schemas.openxmlformats.org/wordprocessingml/2006/main">
+                      <w:p>
+                        <w:pPr>
+                          <w:jc w:val="center"/>
+                        </w:pPr>
+                        <w:r>
+                          <w:rPr>
+                            <w:b/>
+                            <w:sz w:val="28"/>
+                            <w:szCs w:val="28"/>
+                            <w:rFonts w:eastAsia="SimSun" w:ascii="Arial" w:hAnsi="Arial"/>
+                            <w:color w:val="FFFFFF"/>
+                          </w:rPr>
+                          <w:t>含 AI 生成</w:t>
+                        </w:r>
+                      </w:p>
+                    </w:txbxContent>
+                  </wps:txbx>
+                  <wps:bodyPr anchor="ctr" anchorCtr="0" lIns="91440" tIns="45720" rIns="91440" bIns="45720">
+                    <a:noAutofit/>
+                  </wps:bodyPr>
+                </wps:wsp>
+              </a:graphicData>
+            </a:graphic>
+          </wp:inline>
+        </w:drawing>
+      </w:r>
+    </w:p>
+    <w:p/>
+    <w:p>
       <w:pPr>
         <w:spacing w:after="120" w:before="200"/>
         <w:jc w:val="center"/>
@@ -910,7 +972,7 @@
       <w:r>
         <w:drawing>
           <wp:inline distT="0" distB="0" distL="0" distR="0">
-            <wp:extent cx="3238500" cy="2124075"/>
+            <wp:extent cx="3619500" cy="2373630"/>
             <wp:effectExtent t="0" r="0" b="0" l="0"/>
             <wp:docPr id="1" name=""/>
             <wp:cNvGraphicFramePr>
@@ -935,7 +997,7 @@
                   <pic:spPr bwMode="auto">
                     <a:xfrm>
                       <a:off x="0" y="0"/>
-                      <a:ext cx="3238500" cy="2124075"/>
+                      <a:ext cx="3619500" cy="2373630"/>
                     </a:xfrm>
                     <a:prstGeom prst="rect">
                       <a:avLst/>
@@ -977,7 +1039,7 @@
           <w:sz w:val="20"/>
           <w:szCs w:val="20"/>
         </w:rPr>
-        <w:t xml:space="preserve">静态：Vb=Vcc·R2/(R1+R2)≈1.90V，Ve=Vb−0.7≈1.20V，Ic≈Ie=Ve/R4≈1.20mA，Vc=Vcc−Ic·R3≈6.6V，Vce≈5.4V。</w:t>
+        <w:t>（1）偏置与稳定原理：R1、R2 对 Vcc 分压，为基极提供近似固定的电位 VB；R4 引入直流负反馈，使 IC≈VE/R4 主要由 VB 与 R4 决定，几乎不随 β 漂移，故称分压式偏置。C2 对 R4 交流旁路，使发射极交流接地，避免交流负反馈压低增益；C1、C3 隔直通交。</w:t>
       </w:r>
     </w:p>
     <w:p>
@@ -993,7 +1055,55 @@
           <w:sz w:val="20"/>
           <w:szCs w:val="20"/>
         </w:rPr>
-        <w:t xml:space="preserve">动态（取 β≈100，rbe≈2.4KΩ）：Av=−β·RL′/rbe，空载 RL′=R3，|Av|≈80；带载 RL′=R3//RL=1K，|Av|≈40；Ri=R1//R2//rbe≈2.0KΩ，Ro≈R3=2KΩ。</w:t>
+        <w:t>（2）静态工作点估算（理想模型，给出误差带）：VB=Vcc·R2/(R1+R2)=9×15/(56+15)≈1.90V；实际基极电流从分压支路抽取，VB 略低，按 3%~5% 降幅取 VB≈1.80~1.90V。VE=VB−VBE(on)，VBE 在 mA 量级为 0.65~0.72V，故 VE≈1.10~1.25V。IC≈IE=VE/R4≈1.10~1.25mA，VC=Vcc−IC·R3≈6.5~6.8V，VCE=VC−VE≈5.4~5.6V。本次实测 VB=1.836V、VE=1.209V、VC=6.678V、VCE=5.47V，三项均落在误差带内，Q 点正常。</w:t>
+      </w:r>
+    </w:p>
+    <w:p>
+      <w:pPr>
+        <w:spacing w:after="20" w:before="20" w:line="240"/>
+        <w:jc w:val="left"/>
+      </w:pPr>
+      <w:r>
+        <w:rPr>
+          <w:rFonts w:ascii="Microsoft YaHei" w:cs="Microsoft YaHei" w:eastAsia="Microsoft YaHei" w:hAnsi="Microsoft YaHei"/>
+          <w:b w:val="false"/>
+          <w:bCs w:val="false"/>
+          <w:sz w:val="20"/>
+          <w:szCs w:val="20"/>
+        </w:rPr>
+        <w:t>（3）动态参数估算（β、rbe 存在离散，按误差带给出）：rbe=rbb′+(1+β)·26mV/IEQ≈200Ω+(1+β)×22Ω，β=100 时 rbe≈2.4KΩ，β 在 60~150 间时 rbe≈1.8~3.3KΩ。Av=−β·R′L/rbe：空载 R′L=R3=2KΩ，典型 |Av|≈80，误差带 55~110；带载 R′L=R3∥RL=1KΩ，典型 |Av|≈40，误差带 28~55。Ri=R1∥R2∥rbe≈1.8~2.2KΩ（典型 2.0KΩ）；Ro≈R3∥rce≈1.9~2.0KΩ。最大不失真输出由交流负载线决定：Uopp(max)=2·min(ICQ·R′L，VCEQ−UCES)≈1.9~2.3V。</w:t>
+      </w:r>
+    </w:p>
+    <w:p>
+      <w:pPr>
+        <w:spacing w:after="20" w:before="20" w:line="240"/>
+        <w:jc w:val="left"/>
+      </w:pPr>
+      <w:r>
+        <w:rPr>
+          <w:rFonts w:ascii="Microsoft YaHei" w:cs="Microsoft YaHei" w:eastAsia="Microsoft YaHei" w:hAnsi="Microsoft YaHei"/>
+          <w:b w:val="false"/>
+          <w:bCs w:val="false"/>
+          <w:sz w:val="20"/>
+          <w:szCs w:val="20"/>
+        </w:rPr>
+        <w:t>（4）频率特性估算（量级估算，离散最大）：fL 由 C1、C2 的容抗与 (Rs+Ri) 构成的高通环节决定，fL≈1/[2π(Rs+Ri)·C1]，量级为 10~100Hz；电解电容实际容量常在标称值的 −20%~+80% 之间，fL 可有成倍偏差。fH 由三极管的 Cb′c、Cb′e 与输出端分布电容（探头及布线，约 100~300pF）决定，fH≈1/(2πR′L·CΣ)，量级为 10⁵~10⁶Hz，接入示波器探头后常有数倍变化。通频带 BW=fH−fL≈fH。</w:t>
+      </w:r>
+    </w:p>
+    <w:p>
+      <w:pPr>
+        <w:spacing w:after="20" w:before="20" w:line="240"/>
+        <w:jc w:val="left"/>
+      </w:pPr>
+      <w:r>
+        <w:rPr>
+          <w:rFonts w:ascii="Microsoft YaHei" w:cs="Microsoft YaHei" w:eastAsia="Microsoft YaHei" w:hAnsi="Microsoft YaHei"/>
+          <w:b w:val="false"/>
+          <w:bCs w:val="false"/>
+          <w:sz w:val="20"/>
+          <w:szCs w:val="20"/>
+        </w:rPr>
+        <w:t>（5）理论值与实测值的判读：以上均为理想化模型下的估算，未计入三极管参数离散（β、rbe、结电容）、电阻 ±5% 容差、电解电容容量偏差、布线及探头分布电容与仪表内阻。因此报告中的“理论/仿真值”只作量级基准：增益偏差 20%~40%、Ri 偏差 15% 以内、Ro 偏差 10% 以内、fL 与 fH 相差不足 2 倍，均属合理误差范围。本次测得 |Av|空=49、|Av|带=25，低于典型值，对应实际 β≈60 的情形，仍在该式误差带内；fL=80Hz、fH=420kHz 与估算值的差异亦在同一量级。只有当偏差明显超出误差带（如 Q 点偏离 10% 以上、增益偏低过半而静态点正常）时，才需检查接线、器件与仪表。</w:t>
       </w:r>
     </w:p>
     <w:p>
@@ -1146,7 +1256,7 @@
       <w:r>
         <w:drawing>
           <wp:inline distT="0" distB="0" distL="0" distR="0">
-            <wp:extent cx="5334000" cy="3190875"/>
+            <wp:extent cx="4381500" cy="2621280"/>
             <wp:effectExtent t="0" r="0" b="0" l="0"/>
             <wp:docPr id="2" name=""/>
             <wp:cNvGraphicFramePr>
@@ -1171,7 +1281,7 @@
                   <pic:spPr bwMode="auto">
                     <a:xfrm>
                       <a:off x="0" y="0"/>
-                      <a:ext cx="5334000" cy="3190875"/>
+                      <a:ext cx="4381500" cy="2621280"/>
                     </a:xfrm>
                     <a:prstGeom prst="rect">
                       <a:avLst/>
@@ -1208,7 +1318,7 @@
       <w:r>
         <w:drawing>
           <wp:inline distT="0" distB="0" distL="0" distR="0">
-            <wp:extent cx="5334000" cy="2533650"/>
+            <wp:extent cx="4381500" cy="2081530"/>
             <wp:effectExtent t="0" r="0" b="0" l="0"/>
             <wp:docPr id="3" name=""/>
             <wp:cNvGraphicFramePr>
@@ -1233,7 +1343,7 @@
                   <pic:spPr bwMode="auto">
                     <a:xfrm>
                       <a:off x="0" y="0"/>
-                      <a:ext cx="5334000" cy="2533650"/>
+                      <a:ext cx="4381500" cy="2081530"/>
                     </a:xfrm>
                     <a:prstGeom prst="rect">
                       <a:avLst/>
@@ -1270,7 +1380,7 @@
       <w:r>
         <w:drawing>
           <wp:inline distT="0" distB="0" distL="0" distR="0">
-            <wp:extent cx="5334000" cy="2924175"/>
+            <wp:extent cx="4381500" cy="2401570"/>
             <wp:effectExtent t="0" r="0" b="0" l="0"/>
             <wp:docPr id="4" name=""/>
             <wp:cNvGraphicFramePr>
@@ -1295,7 +1405,7 @@
                   <pic:spPr bwMode="auto">
                     <a:xfrm>
                       <a:off x="0" y="0"/>
-                      <a:ext cx="5334000" cy="2924175"/>
+                      <a:ext cx="4381500" cy="2401570"/>
                     </a:xfrm>
                     <a:prstGeom prst="rect">
                       <a:avLst/>
@@ -1779,6 +1889,7 @@
     </w:p>
     <w:p>
       <w:pPr>
+        <w:pageBreakBefore/>
         <w:spacing w:after="20" w:before="20" w:line="240"/>
         <w:jc w:val="left"/>
       </w:pPr>

--- a/实验报告-基本放大器的调整与测量.docx
+++ b/实验报告-基本放大器的调整与测量.docx
@@ -127,6 +127,14 @@
     </w:p>
     <w:p/>
     <w:p>
+      <w:r>
+        <w:rPr>
+          <w:noProof/>
+        </w:rPr>
+      </w:r>
+    </w:p>
+    <w:p/>
+    <w:p>
       <w:pPr>
         <w:spacing w:after="120" w:before="200"/>
         <w:jc w:val="center"/>
@@ -961,7 +969,7 @@
           <w:sz w:val="20"/>
           <w:szCs w:val="20"/>
         </w:rPr>
-        <w:t xml:space="preserve">实验电路为分压式偏置单管共射放大器（Vcc=9V，电路图见下）。R1、R2 分压固定基极电位，R4、C2 稳定静态工作点。</w:t>
+        <w:t>实验电路如下图所示，Vcc 取 9V，各元件参数已在图中标注。</w:t>
       </w:r>
     </w:p>
     <w:p>
@@ -1039,7 +1047,7 @@
           <w:sz w:val="20"/>
           <w:szCs w:val="20"/>
         </w:rPr>
-        <w:t>（1）偏置与稳定原理：R1、R2 对 Vcc 分压，为基极提供近似固定的电位 VB；R4 引入直流负反馈，使 IC≈VE/R4 主要由 VB 与 R4 决定，几乎不随 β 漂移，故称分压式偏置。C2 对 R4 交流旁路，使发射极交流接地，避免交流负反馈压低增益；C1、C3 隔直通交。</w:t>
+        <w:t>实验电路为分压式偏置单管共射放大器，Vcc 取 9V。R1 与 R2 对电源分压，为基极提供近似固定的电位；R4 串在发射极上引入直流负反馈，使集电极电流主要由基极电位和 R4 决定，基本不随三极管的电流放大倍数变化，静态工作点因而稳定。C2 并在 R4 两端，使发射极在交流上接地，避免交流负反馈压低增益；C1、C3 分别作输入与输出耦合，起隔直通交的作用。</w:t>
       </w:r>
     </w:p>
     <w:p>
@@ -1055,7 +1063,7 @@
           <w:sz w:val="20"/>
           <w:szCs w:val="20"/>
         </w:rPr>
-        <w:t>（2）静态工作点估算（理想模型，给出误差带）：VB=Vcc·R2/(R1+R2)=9×15/(56+15)≈1.90V；实际基极电流从分压支路抽取，VB 略低，按 3%~5% 降幅取 VB≈1.80~1.90V。VE=VB−VBE(on)，VBE 在 mA 量级为 0.65~0.72V，故 VE≈1.10~1.25V。IC≈IE=VE/R4≈1.10~1.25mA，VC=Vcc−IC·R3≈6.5~6.8V，VCE=VC−VE≈5.4~5.6V。本次实测 VB=1.836V、VE=1.209V、VC=6.678V、VCE=5.47V，三项均落在误差带内，Q 点正常。</w:t>
+        <w:t>静态工作点可按理想分压估算：基极电位约为 1.9V，但基极电流要从分压支路分流，实测值一般低 3%~5%，约为 1.80~1.90V；发射极电位等于基极电位减去发射结压降（约 0.65~0.72V），约为 1.10~1.25V；发射极电流约为 1.10~1.25mA，集电极电位约为 6.5~6.8V，管压降约为 5.4~5.6V。本次实测基极 1.836V、发射极 1.209V、集电极 6.678V，管压降 5.47V，全部落在上述范围内，说明工作点设置合适。</w:t>
       </w:r>
     </w:p>
     <w:p>
@@ -1071,7 +1079,7 @@
           <w:sz w:val="20"/>
           <w:szCs w:val="20"/>
         </w:rPr>
-        <w:t>（3）动态参数估算（β、rbe 存在离散，按误差带给出）：rbe=rbb′+(1+β)·26mV/IEQ≈200Ω+(1+β)×22Ω，β=100 时 rbe≈2.4KΩ，β 在 60~150 间时 rbe≈1.8~3.3KΩ。Av=−β·R′L/rbe：空载 R′L=R3=2KΩ，典型 |Av|≈80，误差带 55~110；带载 R′L=R3∥RL=1KΩ，典型 |Av|≈40，误差带 28~55。Ri=R1∥R2∥rbe≈1.8~2.2KΩ（典型 2.0KΩ）；Ro≈R3∥rce≈1.9~2.0KΩ。最大不失真输出由交流负载线决定：Uopp(max)=2·min(ICQ·R′L，VCEQ−UCES)≈1.9~2.3V。</w:t>
+        <w:t>动态参数按微变等效电路估算。三极管的输入电阻约 1.8~3.3KΩ，对应电流放大倍数 55~180 的常见离散范围；电压增益与电流放大倍数成正比、与输入电阻成反比，空载时约为 45~110 倍（典型 80 倍），带载 2KΩ 时约为 22~55 倍（典型 40 倍）；输入电阻约为 1.8~2.2KΩ，输出电阻约为 1.9~2.0KΩ。由于器件参数本身存在离散，这些结果只能给出范围，不宜当作唯一标准值。最大不失真输出由交流负载线决定，约为 1.9~2.3V。</w:t>
       </w:r>
     </w:p>
     <w:p>
@@ -1087,23 +1095,7 @@
           <w:sz w:val="20"/>
           <w:szCs w:val="20"/>
         </w:rPr>
-        <w:t>（4）频率特性估算（量级估算，离散最大）：fL 由 C1、C2 的容抗与 (Rs+Ri) 构成的高通环节决定，fL≈1/[2π(Rs+Ri)·C1]，量级为 10~100Hz；电解电容实际容量常在标称值的 −20%~+80% 之间，fL 可有成倍偏差。fH 由三极管的 Cb′c、Cb′e 与输出端分布电容（探头及布线，约 100~300pF）决定，fH≈1/(2πR′L·CΣ)，量级为 10⁵~10⁶Hz，接入示波器探头后常有数倍变化。通频带 BW=fH−fL≈fH。</w:t>
-      </w:r>
-    </w:p>
-    <w:p>
-      <w:pPr>
-        <w:spacing w:after="20" w:before="20" w:line="240"/>
-        <w:jc w:val="left"/>
-      </w:pPr>
-      <w:r>
-        <w:rPr>
-          <w:rFonts w:ascii="Microsoft YaHei" w:cs="Microsoft YaHei" w:eastAsia="Microsoft YaHei" w:hAnsi="Microsoft YaHei"/>
-          <w:b w:val="false"/>
-          <w:bCs w:val="false"/>
-          <w:sz w:val="20"/>
-          <w:szCs w:val="20"/>
-        </w:rPr>
-        <w:t>（5）理论值与实测值的判读：以上均为理想化模型下的估算，未计入三极管参数离散（β、rbe、结电容）、电阻 ±5% 容差、电解电容容量偏差、布线及探头分布电容与仪表内阻。因此报告中的“理论/仿真值”只作量级基准：增益偏差 20%~40%、Ri 偏差 15% 以内、Ro 偏差 10% 以内、fL 与 fH 相差不足 2 倍，均属合理误差范围。本次测得 |Av|空=49、|Av|带=25，低于典型值，对应实际 β≈60 的情形，仍在该式误差带内；fL=80Hz、fH=420kHz 与估算值的差异亦在同一量级。只有当偏差明显超出误差带（如 Q 点偏离 10% 以上、增益偏低过半而静态点正常）时，才需检查接线、器件与仪表。</w:t>
+        <w:t>频率特性同样只作量级估算。下限频率由 C1、C2 的容抗与信号源内阻、放大器输入电阻共同决定，约在十几赫兹到一百赫兹之间；电解电容的实际容量常有 −20%~+80% 的偏差，实测下限频率可有成倍变化。上限频率由三极管的极间电容和输出端分布电容（示波器探头与布线约 100~300pF）决定，约在 10⁵~10⁶Hz 量级，接入探头后还会明显下降。通频带近似等于上限频率。</w:t>
       </w:r>
     </w:p>
     <w:p>

--- a/实验报告-基本放大器的调整与测量.docx
+++ b/实验报告-基本放大器的调整与测量.docx
@@ -126,6 +126,8 @@
       </w:r>
     </w:p>
     <w:p/>
+    <w:p/>
+    <w:p/>
     <w:p>
       <w:r>
         <w:rPr>
@@ -980,7 +982,7 @@
       <w:r>
         <w:drawing>
           <wp:inline distT="0" distB="0" distL="0" distR="0">
-            <wp:extent cx="3619500" cy="2373630"/>
+            <wp:extent cx="4064000" cy="2664460"/>
             <wp:effectExtent t="0" r="0" b="0" l="0"/>
             <wp:docPr id="1" name=""/>
             <wp:cNvGraphicFramePr>
@@ -1005,7 +1007,7 @@
                   <pic:spPr bwMode="auto">
                     <a:xfrm>
                       <a:off x="0" y="0"/>
-                      <a:ext cx="3619500" cy="2373630"/>
+                      <a:ext cx="4064000" cy="2664460"/>
                     </a:xfrm>
                     <a:prstGeom prst="rect">
                       <a:avLst/>
@@ -1237,7 +1239,7 @@
           <w:sz w:val="20"/>
           <w:szCs w:val="20"/>
         </w:rPr>
-        <w:t xml:space="preserve">1. 仿真图像（SPICE 仿真结果，与实测对照）：</w:t>
+        <w:t>1. 仿真图像（理论数据）：</w:t>
       </w:r>
     </w:p>
     <w:p>
@@ -1881,7 +1883,7 @@
     </w:p>
     <w:p>
       <w:pPr>
-        <w:pageBreakBefore/>
+        <w:pageBreakBefore w:val="0"/>
         <w:spacing w:after="20" w:before="20" w:line="240"/>
         <w:jc w:val="left"/>
       </w:pPr>
@@ -1893,7 +1895,7 @@
           <w:sz w:val="20"/>
           <w:szCs w:val="20"/>
         </w:rPr>
-        <w:t xml:space="preserve">4. 结果汇总与仿真 / 理论对照：</w:t>
+        <w:t>4. 结果汇总与误差分析：</w:t>
       </w:r>
     </w:p>
     <w:tbl>
@@ -2448,14 +2450,11 @@
               <w:jc w:val="center"/>
             </w:pPr>
             <w:r>
-              <w:rPr>
-                <w:rFonts w:ascii="Microsoft YaHei" w:cs="Microsoft YaHei" w:eastAsia="Microsoft YaHei" w:hAnsi="Microsoft YaHei"/>
-                <w:b w:val="false"/>
-                <w:bCs w:val="false"/>
-                <w:sz w:val="18"/>
-                <w:szCs w:val="18"/>
-              </w:rPr>
-              <w:t xml:space="preserve">仿真 fL≈71Hz，fH≈681kHz，BW≈681kHz</w:t>
+              <w:t>fL≈71Hz，fH≈681kHz</w:t>
+              <w:br/>
+            </w:r>
+            <w:r>
+              <w:t>BW≈681kHz</w:t>
             </w:r>
           </w:p>
         </w:tc>

--- a/实验报告-基本放大器的调整与测量.docx
+++ b/实验报告-基本放大器的调整与测量.docx
@@ -126,6 +126,68 @@
       </w:r>
     </w:p>
     <w:p/>
+    <w:p>
+      <w:r>
+        <w:rPr>
+          <w:noProof/>
+        </w:rPr>
+        <w:drawing>
+          <wp:inline xmlns:wp="http://schemas.openxmlformats.org/drawingml/2006/wordprocessingDrawing" distT="0" distB="0" distL="0" distR="0">
+            <wp:extent cx="2400000" cy="380000"/>
+            <wp:docPr id="1" name="AILabel"/>
+            <a:graphic xmlns:a="http://schemas.openxmlformats.org/drawingml/2006/main">
+              <a:graphicData uri="http://schemas.microsoft.com/office/word/2010/wordprocessingShape">
+                <wps:wsp xmlns:wps="http://schemas.microsoft.com/office/word/2010/wordprocessingShape">
+                  <wps:cNvSpPr txBox="1"/>
+                  <wps:spPr>
+                    <a:xfrm>
+                      <a:off x="0" y="0"/>
+                      <a:ext cx="2400000" cy="380000"/>
+                    </a:xfrm>
+                    <a:prstGeom prst="rect">
+                      <a:avLst/>
+                    </a:prstGeom>
+                    <a:solidFill>
+                      <a:srgbClr val="000000">
+                        <a:alpha val="50000"/>
+                      </a:srgbClr>
+                    </a:solidFill>
+                    <a:ln w="12700">
+                      <a:solidFill>
+                        <a:srgbClr val="FFFFFF"/>
+                      </a:solidFill>
+                    </a:ln>
+                  </wps:spPr>
+                  <wps:txbx>
+                    <w:txbxContent xmlns:w="http://schemas.openxmlformats.org/wordprocessingml/2006/main">
+                      <w:p>
+                        <w:pPr>
+                          <w:jc w:val="center"/>
+                        </w:pPr>
+                        <w:r>
+                          <w:rPr>
+                            <w:b/>
+                            <w:sz w:val="28"/>
+                            <w:szCs w:val="28"/>
+                            <w:rFonts w:eastAsia="SimSun" w:ascii="Arial" w:hAnsi="Arial"/>
+                            <w:color w:val="FFFFFF"/>
+                          </w:rPr>
+                          <w:t>含 AI 生成</w:t>
+                        </w:r>
+                      </w:p>
+                    </w:txbxContent>
+                  </wps:txbx>
+                  <wps:bodyPr anchor="ctr" anchorCtr="0" lIns="91440" tIns="45720" rIns="91440" bIns="45720">
+                    <a:noAutofit/>
+                  </wps:bodyPr>
+                </wps:wsp>
+              </a:graphicData>
+            </a:graphic>
+          </wp:inline>
+        </w:drawing>
+      </w:r>
+    </w:p>
+    <w:p/>
     <w:p/>
     <w:p/>
     <w:p>
@@ -2309,19 +2371,8 @@
             <w:vAlign w:val="center"/>
           </w:tcPr>
           <w:p>
-            <w:pPr>
-              <w:spacing w:after="10" w:before="10"/>
-              <w:jc w:val="center"/>
-            </w:pPr>
-            <w:r>
-              <w:rPr>
-                <w:rFonts w:ascii="Microsoft YaHei" w:cs="Microsoft YaHei" w:eastAsia="Microsoft YaHei" w:hAnsi="Microsoft YaHei"/>
-                <w:b w:val="false"/>
-                <w:bCs w:val="false"/>
-                <w:sz w:val="18"/>
-                <w:szCs w:val="18"/>
-              </w:rPr>
-              <w:t xml:space="preserve">仿真 2.18KΩ</w:t>
+            <w:r>
+              <w:t>仿真 2.40KΩ</w:t>
             </w:r>
           </w:p>
         </w:tc>
@@ -2445,16 +2496,10 @@
             <w:vAlign w:val="center"/>
           </w:tcPr>
           <w:p>
-            <w:pPr>
-              <w:spacing w:after="10" w:before="10"/>
-              <w:jc w:val="center"/>
-            </w:pPr>
-            <w:r>
-              <w:t>fL≈71Hz，fH≈681kHz</w:t>
+            <w:r>
+              <w:t>fL≈71Hz，fH≈683kHz</w:t>
               <w:br/>
-            </w:r>
-            <w:r>
-              <w:t>BW≈681kHz</w:t>
+              <w:t>BW≈683kHz</w:t>
             </w:r>
           </w:p>
         </w:tc>
@@ -2473,7 +2518,7 @@
           <w:sz w:val="20"/>
           <w:szCs w:val="20"/>
         </w:rPr>
-        <w:t xml:space="preserve">误差分析：静态工作点与仿真值吻合。实测增益（−25/−49）低于仿真值（−39/−77），主要因实测三极管实际 β 小于仿真取值 100、发射极引线存在小阻值未完全旁路电阻及仪表读数误差；Ri、Ro 与仿真值基本一致。放大器的实测 fH（420kHz）低于仿真值（681kHz），是示波器探头及面包板分布电容并接在输出端、使高频增益提前下降所致，与仿真相符的规律一致。增大输入测最大不失真时输出正半周先削顶，为截止失真，与仿真及理论判断一致。</w:t>
+        <w:t>误差分析：静态工作点与仿真值吻合。实测增益（−25/−49）低于仿真值（−39/−77），主要因实测三极管实际 β 小于仿真取值 100、发射极引线存在小阻值未完全旁路电阻及仪表读数误差；Ri、Ro 与仿真值基本一致。放大器的实测 fH（420kHz）低于仿真值（683kHz），是示波器探头及面包板分布电容并接在输出端、使高频增益提前下降所致，与仿真相符的规律一致。增大输入测最大不失真时输出正半周先削顶，为截止失真，与仿真及理论判断一致。</w:t>
       </w:r>
     </w:p>
     <w:p>
